--- a/TS-Kramam/TS-6.3/TS 6.3 Malayalam Krama Paatam Corrections.docx
+++ b/TS-Kramam/TS-6.3/TS 6.3 Malayalam Krama Paatam Corrections.docx
@@ -81,7 +81,18 @@
           <w:szCs w:val="32"/>
           <w:u w:val="single"/>
         </w:rPr>
-        <w:t xml:space="preserve">Observed till </w:t>
+        <w:t xml:space="preserve">Observed </w:t>
+      </w:r>
+      <w:proofErr w:type="gramStart"/>
+      <w:r>
+        <w:rPr>
+          <w:b/>
+          <w:bCs/>
+          <w:sz w:val="32"/>
+          <w:szCs w:val="32"/>
+          <w:u w:val="single"/>
+        </w:rPr>
+        <w:t xml:space="preserve">till </w:t>
       </w:r>
       <w:r>
         <w:rPr>
@@ -94,6 +105,7 @@
         </w:rPr>
         <w:t>????</w:t>
       </w:r>
+      <w:proofErr w:type="gramEnd"/>
     </w:p>
     <w:p>
       <w:pPr>
@@ -258,6 +270,7 @@
                 <w:szCs w:val="28"/>
               </w:rPr>
             </w:pPr>
+            <w:proofErr w:type="gramStart"/>
             <w:r>
               <w:rPr>
                 <w:rFonts w:cs="Arial"/>
@@ -283,7 +296,17 @@
                 <w:sz w:val="28"/>
                 <w:szCs w:val="28"/>
               </w:rPr>
-              <w:t xml:space="preserve">  – Kramam</w:t>
+              <w:t xml:space="preserve">  –</w:t>
+            </w:r>
+            <w:proofErr w:type="gramEnd"/>
+            <w:r>
+              <w:rPr>
+                <w:rFonts w:cs="Arial"/>
+                <w:b/>
+                <w:sz w:val="28"/>
+                <w:szCs w:val="28"/>
+              </w:rPr>
+              <w:t xml:space="preserve"> Kramam</w:t>
             </w:r>
           </w:p>
           <w:p>
@@ -623,6 +646,7 @@
                 <w:szCs w:val="28"/>
               </w:rPr>
             </w:pPr>
+            <w:proofErr w:type="gramStart"/>
             <w:r>
               <w:rPr>
                 <w:rFonts w:cs="Arial"/>
@@ -648,7 +672,17 @@
                 <w:sz w:val="28"/>
                 <w:szCs w:val="28"/>
               </w:rPr>
-              <w:t xml:space="preserve">  – Kramam</w:t>
+              <w:t xml:space="preserve">  –</w:t>
+            </w:r>
+            <w:proofErr w:type="gramEnd"/>
+            <w:r>
+              <w:rPr>
+                <w:rFonts w:cs="Arial"/>
+                <w:b/>
+                <w:sz w:val="28"/>
+                <w:szCs w:val="28"/>
+              </w:rPr>
+              <w:t xml:space="preserve"> Kramam</w:t>
             </w:r>
           </w:p>
           <w:p>
@@ -785,16 +819,16 @@
                 <w:color w:val="000000"/>
                 <w:sz w:val="40"/>
                 <w:szCs w:val="40"/>
-                <w:lang w:val="it-IT" w:bidi="ml-IN"/>
-              </w:rPr>
-            </w:pPr>
-            <w:r>
-              <w:rPr>
-                <w:rFonts w:ascii="BRH Malayalam Extra" w:eastAsia="Times New Roman" w:hAnsi="BRH Malayalam Extra" w:cs="BRH Malayalam Extra"/>
-                <w:color w:val="000000"/>
-                <w:sz w:val="40"/>
-                <w:szCs w:val="40"/>
-                <w:lang w:val="it-IT" w:eastAsia="en-IN" w:bidi="ml-IN"/>
+                <w:lang w:bidi="ml-IN"/>
+              </w:rPr>
+            </w:pPr>
+            <w:r>
+              <w:rPr>
+                <w:rFonts w:ascii="BRH Malayalam Extra" w:eastAsia="Times New Roman" w:hAnsi="BRH Malayalam Extra" w:cs="BRH Malayalam Extra"/>
+                <w:color w:val="000000"/>
+                <w:sz w:val="40"/>
+                <w:szCs w:val="40"/>
+                <w:lang w:eastAsia="en-IN" w:bidi="ml-IN"/>
               </w:rPr>
               <w:t>jR—</w:t>
             </w:r>
@@ -805,7 +839,7 @@
                 <w:sz w:val="40"/>
                 <w:szCs w:val="40"/>
                 <w:highlight w:val="yellow"/>
-                <w:lang w:val="it-IT" w:eastAsia="en-IN" w:bidi="ml-IN"/>
+                <w:lang w:eastAsia="en-IN" w:bidi="ml-IN"/>
               </w:rPr>
               <w:t>i</w:t>
             </w:r>
@@ -815,7 +849,7 @@
                 <w:color w:val="000000"/>
                 <w:sz w:val="40"/>
                 <w:szCs w:val="40"/>
-                <w:lang w:val="it-IT" w:eastAsia="en-IN" w:bidi="ml-IN"/>
+                <w:lang w:eastAsia="en-IN" w:bidi="ml-IN"/>
               </w:rPr>
               <w:t>¥dx</w:t>
             </w:r>
@@ -825,17 +859,17 @@
                 <w:color w:val="000000"/>
                 <w:sz w:val="32"/>
                 <w:szCs w:val="40"/>
-                <w:lang w:val="it-IT" w:eastAsia="en-IN" w:bidi="ml-IN"/>
-              </w:rPr>
-              <w:t>–</w:t>
-            </w:r>
-            <w:r>
-              <w:rPr>
-                <w:rFonts w:ascii="BRH Malayalam Extra" w:eastAsia="Times New Roman" w:hAnsi="BRH Malayalam Extra" w:cs="BRH Malayalam Extra"/>
-                <w:color w:val="000000"/>
-                <w:sz w:val="40"/>
-                <w:szCs w:val="40"/>
-                <w:lang w:val="it-IT" w:eastAsia="en-IN" w:bidi="ml-IN"/>
+                <w:lang w:eastAsia="en-IN" w:bidi="ml-IN"/>
+              </w:rPr>
+              <w:t>–</w:t>
+            </w:r>
+            <w:r>
+              <w:rPr>
+                <w:rFonts w:ascii="BRH Malayalam Extra" w:eastAsia="Times New Roman" w:hAnsi="BRH Malayalam Extra" w:cs="BRH Malayalam Extra"/>
+                <w:color w:val="000000"/>
+                <w:sz w:val="40"/>
+                <w:szCs w:val="40"/>
+                <w:lang w:eastAsia="en-IN" w:bidi="ml-IN"/>
               </w:rPr>
               <w:t xml:space="preserve"> öhxZ£—põx© |</w:t>
             </w:r>
@@ -988,6 +1022,7 @@
                 <w:szCs w:val="28"/>
               </w:rPr>
             </w:pPr>
+            <w:proofErr w:type="gramStart"/>
             <w:r>
               <w:rPr>
                 <w:rFonts w:cs="Arial"/>
@@ -1013,7 +1048,17 @@
                 <w:sz w:val="28"/>
                 <w:szCs w:val="28"/>
               </w:rPr>
-              <w:t xml:space="preserve">  – Kramam</w:t>
+              <w:t xml:space="preserve">  –</w:t>
+            </w:r>
+            <w:proofErr w:type="gramEnd"/>
+            <w:r>
+              <w:rPr>
+                <w:rFonts w:cs="Arial"/>
+                <w:b/>
+                <w:sz w:val="28"/>
+                <w:szCs w:val="28"/>
+              </w:rPr>
+              <w:t xml:space="preserve"> Kramam</w:t>
             </w:r>
           </w:p>
           <w:p>
@@ -1321,6 +1366,7 @@
                 <w:szCs w:val="32"/>
               </w:rPr>
             </w:pPr>
+            <w:proofErr w:type="gramStart"/>
             <w:r>
               <w:rPr>
                 <w:rFonts w:cs="Arial"/>
@@ -1346,7 +1392,17 @@
                 <w:sz w:val="28"/>
                 <w:szCs w:val="32"/>
               </w:rPr>
-              <w:t xml:space="preserve"> – Kramam</w:t>
+              <w:t xml:space="preserve"> –</w:t>
+            </w:r>
+            <w:proofErr w:type="gramEnd"/>
+            <w:r>
+              <w:rPr>
+                <w:rFonts w:cs="Arial"/>
+                <w:b/>
+                <w:sz w:val="28"/>
+                <w:szCs w:val="32"/>
+              </w:rPr>
+              <w:t xml:space="preserve"> Kramam</w:t>
             </w:r>
           </w:p>
           <w:p>
@@ -1670,6 +1726,7 @@
                 <w:szCs w:val="28"/>
               </w:rPr>
             </w:pPr>
+            <w:proofErr w:type="gramStart"/>
             <w:r>
               <w:rPr>
                 <w:rFonts w:cs="Arial"/>
@@ -1713,7 +1770,17 @@
                 <w:sz w:val="28"/>
                 <w:szCs w:val="28"/>
               </w:rPr>
-              <w:t xml:space="preserve">  – Kramam</w:t>
+              <w:t xml:space="preserve">  –</w:t>
+            </w:r>
+            <w:proofErr w:type="gramEnd"/>
+            <w:r>
+              <w:rPr>
+                <w:rFonts w:cs="Arial"/>
+                <w:b/>
+                <w:sz w:val="28"/>
+                <w:szCs w:val="28"/>
+              </w:rPr>
+              <w:t xml:space="preserve"> Kramam</w:t>
             </w:r>
           </w:p>
           <w:p>
@@ -2053,6 +2120,326 @@
                 <w:lang w:eastAsia="en-IN" w:bidi="ml-IN"/>
               </w:rPr>
               <w:t>yp |</w:t>
+            </w:r>
+          </w:p>
+        </w:tc>
+      </w:tr>
+      <w:tr>
+        <w:trPr>
+          <w:trHeight w:val="983"/>
+        </w:trPr>
+        <w:tc>
+          <w:tcPr>
+            <w:tcW w:w="4473" w:type="dxa"/>
+          </w:tcPr>
+          <w:p>
+            <w:pPr>
+              <w:widowControl w:val="0"/>
+              <w:tabs>
+                <w:tab w:val="left" w:pos="993"/>
+              </w:tabs>
+              <w:autoSpaceDE w:val="0"/>
+              <w:autoSpaceDN w:val="0"/>
+              <w:adjustRightInd w:val="0"/>
+              <w:spacing w:before="0" w:line="252" w:lineRule="auto"/>
+              <w:ind w:right="297"/>
+              <w:rPr>
+                <w:rFonts w:cs="Arial"/>
+                <w:b/>
+                <w:sz w:val="28"/>
+                <w:szCs w:val="28"/>
+              </w:rPr>
+            </w:pPr>
+            <w:proofErr w:type="gramStart"/>
+            <w:r>
+              <w:rPr>
+                <w:rFonts w:cs="Arial"/>
+                <w:b/>
+                <w:sz w:val="28"/>
+                <w:szCs w:val="28"/>
+              </w:rPr>
+              <w:lastRenderedPageBreak/>
+              <w:t>T.S.6.3.</w:t>
+            </w:r>
+            <w:r>
+              <w:rPr>
+                <w:rFonts w:cs="Arial"/>
+                <w:b/>
+                <w:sz w:val="28"/>
+                <w:szCs w:val="28"/>
+              </w:rPr>
+              <w:t>4</w:t>
+            </w:r>
+            <w:r>
+              <w:rPr>
+                <w:rFonts w:cs="Arial"/>
+                <w:b/>
+                <w:sz w:val="28"/>
+                <w:szCs w:val="28"/>
+              </w:rPr>
+              <w:t>.</w:t>
+            </w:r>
+            <w:r>
+              <w:rPr>
+                <w:rFonts w:cs="Arial"/>
+                <w:b/>
+                <w:sz w:val="28"/>
+                <w:szCs w:val="28"/>
+              </w:rPr>
+              <w:t>3</w:t>
+            </w:r>
+            <w:r>
+              <w:rPr>
+                <w:rFonts w:cs="Arial"/>
+                <w:b/>
+                <w:sz w:val="28"/>
+                <w:szCs w:val="28"/>
+              </w:rPr>
+              <w:t xml:space="preserve">  –</w:t>
+            </w:r>
+            <w:proofErr w:type="gramEnd"/>
+            <w:r>
+              <w:rPr>
+                <w:rFonts w:cs="Arial"/>
+                <w:b/>
+                <w:sz w:val="28"/>
+                <w:szCs w:val="28"/>
+              </w:rPr>
+              <w:t xml:space="preserve"> Kramam</w:t>
+            </w:r>
+          </w:p>
+          <w:p>
+            <w:pPr>
+              <w:widowControl w:val="0"/>
+              <w:tabs>
+                <w:tab w:val="left" w:pos="993"/>
+              </w:tabs>
+              <w:autoSpaceDE w:val="0"/>
+              <w:autoSpaceDN w:val="0"/>
+              <w:adjustRightInd w:val="0"/>
+              <w:spacing w:before="0" w:line="252" w:lineRule="auto"/>
+              <w:ind w:right="297"/>
+              <w:rPr>
+                <w:rFonts w:cs="Arial"/>
+                <w:b/>
+                <w:sz w:val="28"/>
+                <w:szCs w:val="28"/>
+                <w:lang w:val="it-IT"/>
+              </w:rPr>
+            </w:pPr>
+            <w:r>
+              <w:rPr>
+                <w:rFonts w:cs="Arial"/>
+                <w:b/>
+                <w:sz w:val="28"/>
+                <w:szCs w:val="28"/>
+                <w:lang w:val="it-IT"/>
+              </w:rPr>
+              <w:t>Krama Vaakyam No.–</w:t>
+            </w:r>
+            <w:r>
+              <w:rPr>
+                <w:rFonts w:cs="Arial"/>
+                <w:b/>
+                <w:sz w:val="28"/>
+                <w:szCs w:val="28"/>
+                <w:lang w:val="it-IT"/>
+              </w:rPr>
+              <w:t>45</w:t>
+            </w:r>
+          </w:p>
+          <w:p>
+            <w:pPr>
+              <w:widowControl w:val="0"/>
+              <w:tabs>
+                <w:tab w:val="left" w:pos="993"/>
+              </w:tabs>
+              <w:autoSpaceDE w:val="0"/>
+              <w:autoSpaceDN w:val="0"/>
+              <w:adjustRightInd w:val="0"/>
+              <w:spacing w:before="0" w:line="252" w:lineRule="auto"/>
+              <w:ind w:right="297"/>
+              <w:rPr>
+                <w:rFonts w:cs="Arial"/>
+                <w:b/>
+                <w:sz w:val="28"/>
+                <w:szCs w:val="28"/>
+                <w:lang w:val="it-IT"/>
+              </w:rPr>
+            </w:pPr>
+            <w:r>
+              <w:rPr>
+                <w:rFonts w:cs="Arial"/>
+                <w:b/>
+                <w:sz w:val="28"/>
+                <w:szCs w:val="28"/>
+                <w:lang w:val="it-IT"/>
+              </w:rPr>
+              <w:t xml:space="preserve">Panchaati No. - </w:t>
+            </w:r>
+            <w:r>
+              <w:rPr>
+                <w:rFonts w:cs="Arial"/>
+                <w:b/>
+                <w:sz w:val="28"/>
+                <w:szCs w:val="28"/>
+                <w:lang w:val="it-IT"/>
+              </w:rPr>
+              <w:t>21</w:t>
+            </w:r>
+          </w:p>
+        </w:tc>
+        <w:tc>
+          <w:tcPr>
+            <w:tcW w:w="4819" w:type="dxa"/>
+          </w:tcPr>
+          <w:p>
+            <w:pPr>
+              <w:widowControl w:val="0"/>
+              <w:autoSpaceDE w:val="0"/>
+              <w:autoSpaceDN w:val="0"/>
+              <w:adjustRightInd w:val="0"/>
+              <w:spacing w:line="252" w:lineRule="auto"/>
+              <w:rPr>
+                <w:rFonts w:ascii="BRH Malayalam Extra" w:eastAsia="Times New Roman" w:hAnsi="BRH Malayalam Extra" w:cs="BRH Malayalam Extra"/>
+                <w:color w:val="000000"/>
+                <w:sz w:val="40"/>
+                <w:szCs w:val="40"/>
+                <w:lang w:eastAsia="en-IN" w:bidi="ml-IN"/>
+              </w:rPr>
+            </w:pPr>
+            <w:r>
+              <w:rPr>
+                <w:rFonts w:ascii="BRH Malayalam Extra" w:eastAsia="Times New Roman" w:hAnsi="BRH Malayalam Extra" w:cs="BRH Malayalam Extra"/>
+                <w:color w:val="000000"/>
+                <w:sz w:val="40"/>
+                <w:szCs w:val="40"/>
+                <w:lang w:val="en-IN" w:eastAsia="en-IN" w:bidi="ml-IN"/>
+              </w:rPr>
+              <w:t>Db§ byp˜I | byp</w:t>
+            </w:r>
+            <w:r>
+              <w:rPr>
+                <w:rFonts w:ascii="BRH Devanagari Extra" w:eastAsia="Times New Roman" w:hAnsi="BRH Devanagari Extra" w:cs="BRH Malayalam Extra"/>
+                <w:color w:val="000000"/>
+                <w:sz w:val="36"/>
+                <w:szCs w:val="40"/>
+                <w:lang w:val="en-IN" w:eastAsia="en-IN" w:bidi="ml-IN"/>
+              </w:rPr>
+              <w:t>ò</w:t>
+            </w:r>
+            <w:r>
+              <w:rPr>
+                <w:rFonts w:ascii="BRH Malayalam Extra" w:eastAsia="Times New Roman" w:hAnsi="BRH Malayalam Extra" w:cs="BRH Malayalam Extra"/>
+                <w:color w:val="000000"/>
+                <w:sz w:val="40"/>
+                <w:szCs w:val="40"/>
+                <w:lang w:val="en-IN" w:eastAsia="en-IN" w:bidi="ml-IN"/>
+              </w:rPr>
+              <w:t>— s</w:t>
+            </w:r>
+            <w:r>
+              <w:rPr>
+                <w:rFonts w:ascii="BRH Malayalam Extra" w:eastAsia="Times New Roman" w:hAnsi="BRH Malayalam Extra" w:cs="BRH Malayalam Extra"/>
+                <w:color w:val="000000"/>
+                <w:sz w:val="40"/>
+                <w:szCs w:val="40"/>
+                <w:highlight w:val="yellow"/>
+                <w:lang w:val="en-IN" w:eastAsia="en-IN" w:bidi="ml-IN"/>
+              </w:rPr>
+              <w:t>ëhx</w:t>
+            </w:r>
+            <w:r>
+              <w:rPr>
+                <w:rFonts w:ascii="BRH Malayalam Extra" w:eastAsia="Times New Roman" w:hAnsi="BRH Malayalam Extra" w:cs="BRH Malayalam Extra"/>
+                <w:color w:val="000000"/>
+                <w:sz w:val="32"/>
+                <w:szCs w:val="40"/>
+                <w:lang w:val="en-IN" w:eastAsia="en-IN" w:bidi="ml-IN"/>
+              </w:rPr>
+              <w:t>–</w:t>
+            </w:r>
+            <w:r>
+              <w:rPr>
+                <w:rFonts w:ascii="BRH Malayalam Extra" w:eastAsia="Times New Roman" w:hAnsi="BRH Malayalam Extra" w:cs="BRH Malayalam Extra"/>
+                <w:color w:val="000000"/>
+                <w:sz w:val="40"/>
+                <w:szCs w:val="40"/>
+                <w:lang w:val="en-IN" w:eastAsia="en-IN" w:bidi="ml-IN"/>
+              </w:rPr>
+              <w:t>d |</w:t>
+            </w:r>
+          </w:p>
+        </w:tc>
+        <w:tc>
+          <w:tcPr>
+            <w:tcW w:w="5139" w:type="dxa"/>
+          </w:tcPr>
+          <w:p>
+            <w:pPr>
+              <w:widowControl w:val="0"/>
+              <w:autoSpaceDE w:val="0"/>
+              <w:autoSpaceDN w:val="0"/>
+              <w:adjustRightInd w:val="0"/>
+              <w:spacing w:line="252" w:lineRule="auto"/>
+              <w:rPr>
+                <w:rFonts w:ascii="BRH Malayalam Extra" w:eastAsia="Times New Roman" w:hAnsi="BRH Malayalam Extra" w:cs="BRH Malayalam Extra"/>
+                <w:color w:val="000000"/>
+                <w:sz w:val="40"/>
+                <w:szCs w:val="40"/>
+                <w:lang w:eastAsia="en-IN" w:bidi="ml-IN"/>
+              </w:rPr>
+            </w:pPr>
+            <w:r>
+              <w:rPr>
+                <w:rFonts w:ascii="BRH Malayalam Extra" w:eastAsia="Times New Roman" w:hAnsi="BRH Malayalam Extra" w:cs="BRH Malayalam Extra"/>
+                <w:color w:val="000000"/>
+                <w:sz w:val="40"/>
+                <w:szCs w:val="40"/>
+                <w:lang w:val="en-IN" w:eastAsia="en-IN" w:bidi="ml-IN"/>
+              </w:rPr>
+              <w:t>Db§ byp˜I | byp</w:t>
+            </w:r>
+            <w:r>
+              <w:rPr>
+                <w:rFonts w:ascii="BRH Devanagari Extra" w:eastAsia="Times New Roman" w:hAnsi="BRH Devanagari Extra" w:cs="BRH Malayalam Extra"/>
+                <w:color w:val="000000"/>
+                <w:sz w:val="36"/>
+                <w:szCs w:val="40"/>
+                <w:lang w:val="en-IN" w:eastAsia="en-IN" w:bidi="ml-IN"/>
+              </w:rPr>
+              <w:t>ò</w:t>
+            </w:r>
+            <w:r>
+              <w:rPr>
+                <w:rFonts w:ascii="BRH Malayalam Extra" w:eastAsia="Times New Roman" w:hAnsi="BRH Malayalam Extra" w:cs="BRH Malayalam Extra"/>
+                <w:color w:val="000000"/>
+                <w:sz w:val="40"/>
+                <w:szCs w:val="40"/>
+                <w:lang w:val="en-IN" w:eastAsia="en-IN" w:bidi="ml-IN"/>
+              </w:rPr>
+              <w:t>— së</w:t>
+            </w:r>
+            <w:r>
+              <w:rPr>
+                <w:rFonts w:ascii="BRH Malayalam Extra" w:eastAsia="Times New Roman" w:hAnsi="BRH Malayalam Extra" w:cs="BRH Malayalam Extra"/>
+                <w:color w:val="000000"/>
+                <w:sz w:val="40"/>
+                <w:szCs w:val="40"/>
+                <w:highlight w:val="green"/>
+                <w:lang w:val="en-IN" w:eastAsia="en-IN" w:bidi="ml-IN"/>
+              </w:rPr>
+              <w:t>hx</w:t>
+            </w:r>
+            <w:r>
+              <w:rPr>
+                <w:rFonts w:ascii="BRH Malayalam Extra" w:eastAsia="Times New Roman" w:hAnsi="BRH Malayalam Extra" w:cs="BRH Malayalam Extra"/>
+                <w:color w:val="000000"/>
+                <w:sz w:val="40"/>
+                <w:szCs w:val="40"/>
+                <w:lang w:val="en-IN" w:eastAsia="en-IN" w:bidi="ml-IN"/>
+              </w:rPr>
+              <w:t>d |</w:t>
             </w:r>
           </w:p>
         </w:tc>
@@ -2083,6 +2470,7 @@
                 <w:szCs w:val="28"/>
               </w:rPr>
             </w:pPr>
+            <w:proofErr w:type="gramStart"/>
             <w:r>
               <w:rPr>
                 <w:rFonts w:cs="Arial"/>
@@ -2090,7 +2478,6 @@
                 <w:sz w:val="28"/>
                 <w:szCs w:val="28"/>
               </w:rPr>
-              <w:lastRenderedPageBreak/>
               <w:t>T.S.6.3.</w:t>
             </w:r>
             <w:r>
@@ -2127,7 +2514,17 @@
                 <w:sz w:val="28"/>
                 <w:szCs w:val="28"/>
               </w:rPr>
-              <w:t xml:space="preserve">  – Kramam</w:t>
+              <w:t xml:space="preserve">  –</w:t>
+            </w:r>
+            <w:proofErr w:type="gramEnd"/>
+            <w:r>
+              <w:rPr>
+                <w:rFonts w:cs="Arial"/>
+                <w:b/>
+                <w:sz w:val="28"/>
+                <w:szCs w:val="28"/>
+              </w:rPr>
+              <w:t xml:space="preserve"> Kramam</w:t>
             </w:r>
           </w:p>
           <w:p>
@@ -2553,6 +2950,454 @@
                 <w:lang w:eastAsia="en-IN" w:bidi="ml-IN"/>
               </w:rPr>
               <w:t>ksëx˜Z§ |</w:t>
+            </w:r>
+          </w:p>
+        </w:tc>
+      </w:tr>
+      <w:tr>
+        <w:trPr>
+          <w:trHeight w:val="1373"/>
+        </w:trPr>
+        <w:tc>
+          <w:tcPr>
+            <w:tcW w:w="4473" w:type="dxa"/>
+          </w:tcPr>
+          <w:p>
+            <w:pPr>
+              <w:widowControl w:val="0"/>
+              <w:tabs>
+                <w:tab w:val="left" w:pos="993"/>
+              </w:tabs>
+              <w:autoSpaceDE w:val="0"/>
+              <w:autoSpaceDN w:val="0"/>
+              <w:adjustRightInd w:val="0"/>
+              <w:spacing w:before="0" w:line="240" w:lineRule="auto"/>
+              <w:ind w:right="297"/>
+              <w:rPr>
+                <w:rFonts w:cs="Arial"/>
+                <w:b/>
+                <w:sz w:val="28"/>
+                <w:szCs w:val="28"/>
+              </w:rPr>
+            </w:pPr>
+            <w:proofErr w:type="gramStart"/>
+            <w:r>
+              <w:rPr>
+                <w:rFonts w:cs="Arial"/>
+                <w:b/>
+                <w:sz w:val="28"/>
+                <w:szCs w:val="28"/>
+              </w:rPr>
+              <w:t>T.S.6.3.</w:t>
+            </w:r>
+            <w:r>
+              <w:rPr>
+                <w:rFonts w:cs="Arial"/>
+                <w:b/>
+                <w:sz w:val="28"/>
+                <w:szCs w:val="28"/>
+              </w:rPr>
+              <w:t>4</w:t>
+            </w:r>
+            <w:r>
+              <w:rPr>
+                <w:rFonts w:cs="Arial"/>
+                <w:b/>
+                <w:sz w:val="28"/>
+                <w:szCs w:val="28"/>
+              </w:rPr>
+              <w:t>.9</w:t>
+            </w:r>
+            <w:r>
+              <w:rPr>
+                <w:rFonts w:cs="Arial"/>
+                <w:b/>
+                <w:sz w:val="28"/>
+                <w:szCs w:val="28"/>
+              </w:rPr>
+              <w:t xml:space="preserve">  –</w:t>
+            </w:r>
+            <w:proofErr w:type="gramEnd"/>
+            <w:r>
+              <w:rPr>
+                <w:rFonts w:cs="Arial"/>
+                <w:b/>
+                <w:sz w:val="28"/>
+                <w:szCs w:val="28"/>
+              </w:rPr>
+              <w:t xml:space="preserve"> Kramam</w:t>
+            </w:r>
+          </w:p>
+          <w:p>
+            <w:pPr>
+              <w:widowControl w:val="0"/>
+              <w:tabs>
+                <w:tab w:val="left" w:pos="993"/>
+              </w:tabs>
+              <w:autoSpaceDE w:val="0"/>
+              <w:autoSpaceDN w:val="0"/>
+              <w:adjustRightInd w:val="0"/>
+              <w:spacing w:before="0" w:line="240" w:lineRule="auto"/>
+              <w:ind w:right="297"/>
+              <w:rPr>
+                <w:rFonts w:cs="Arial"/>
+                <w:b/>
+                <w:sz w:val="28"/>
+                <w:szCs w:val="28"/>
+                <w:lang w:val="it-IT"/>
+              </w:rPr>
+            </w:pPr>
+            <w:r>
+              <w:rPr>
+                <w:rFonts w:cs="Arial"/>
+                <w:b/>
+                <w:sz w:val="28"/>
+                <w:szCs w:val="28"/>
+                <w:lang w:val="it-IT"/>
+              </w:rPr>
+              <w:t>Krama Vaakyam No.–</w:t>
+            </w:r>
+            <w:r>
+              <w:rPr>
+                <w:rFonts w:cs="Arial"/>
+                <w:b/>
+                <w:sz w:val="28"/>
+                <w:szCs w:val="28"/>
+                <w:lang w:val="it-IT"/>
+              </w:rPr>
+              <w:t>35</w:t>
+            </w:r>
+          </w:p>
+          <w:p>
+            <w:pPr>
+              <w:widowControl w:val="0"/>
+              <w:tabs>
+                <w:tab w:val="left" w:pos="993"/>
+              </w:tabs>
+              <w:autoSpaceDE w:val="0"/>
+              <w:autoSpaceDN w:val="0"/>
+              <w:adjustRightInd w:val="0"/>
+              <w:spacing w:before="0" w:line="240" w:lineRule="auto"/>
+              <w:ind w:right="297"/>
+              <w:rPr>
+                <w:rFonts w:cs="Arial"/>
+                <w:b/>
+                <w:sz w:val="28"/>
+                <w:szCs w:val="28"/>
+                <w:lang w:val="it-IT"/>
+              </w:rPr>
+            </w:pPr>
+            <w:r>
+              <w:rPr>
+                <w:rFonts w:cs="Arial"/>
+                <w:b/>
+                <w:sz w:val="28"/>
+                <w:szCs w:val="28"/>
+                <w:lang w:val="it-IT"/>
+              </w:rPr>
+              <w:t xml:space="preserve">Panchaati No. - </w:t>
+            </w:r>
+            <w:r>
+              <w:rPr>
+                <w:rFonts w:cs="Arial"/>
+                <w:b/>
+                <w:sz w:val="28"/>
+                <w:szCs w:val="28"/>
+                <w:lang w:val="it-IT"/>
+              </w:rPr>
+              <w:t>2</w:t>
+            </w:r>
+            <w:r>
+              <w:rPr>
+                <w:rFonts w:cs="Arial"/>
+                <w:b/>
+                <w:sz w:val="28"/>
+                <w:szCs w:val="28"/>
+                <w:lang w:val="it-IT"/>
+              </w:rPr>
+              <w:t>7</w:t>
+            </w:r>
+          </w:p>
+        </w:tc>
+        <w:tc>
+          <w:tcPr>
+            <w:tcW w:w="4819" w:type="dxa"/>
+          </w:tcPr>
+          <w:p>
+            <w:pPr>
+              <w:widowControl w:val="0"/>
+              <w:autoSpaceDE w:val="0"/>
+              <w:autoSpaceDN w:val="0"/>
+              <w:adjustRightInd w:val="0"/>
+              <w:spacing w:before="0" w:line="240" w:lineRule="auto"/>
+              <w:rPr>
+                <w:rFonts w:ascii="BRH Malayalam Extra" w:eastAsia="Times New Roman" w:hAnsi="BRH Malayalam Extra" w:cs="BRH Malayalam Extra"/>
+                <w:color w:val="000000"/>
+                <w:sz w:val="40"/>
+                <w:szCs w:val="40"/>
+                <w:lang w:eastAsia="en-IN" w:bidi="ml-IN"/>
+              </w:rPr>
+            </w:pPr>
+            <w:r>
+              <w:rPr>
+                <w:rFonts w:ascii="BRH Malayalam Extra" w:eastAsia="Times New Roman" w:hAnsi="BRH Malayalam Extra" w:cs="BRH Malayalam Extra"/>
+                <w:color w:val="000000"/>
+                <w:sz w:val="40"/>
+                <w:szCs w:val="40"/>
+                <w:lang w:eastAsia="en-IN" w:bidi="ml-IN"/>
+              </w:rPr>
+              <w:t>ös¡</w:t>
+            </w:r>
+            <w:r>
+              <w:rPr>
+                <w:rFonts w:ascii="BRH Malayalam Extra" w:eastAsia="Times New Roman" w:hAnsi="BRH Malayalam Extra" w:cs="BRH Malayalam Extra"/>
+                <w:color w:val="000000"/>
+                <w:sz w:val="32"/>
+                <w:szCs w:val="40"/>
+                <w:lang w:eastAsia="en-IN" w:bidi="ml-IN"/>
+              </w:rPr>
+              <w:t>–</w:t>
+            </w:r>
+            <w:r>
+              <w:rPr>
+                <w:rFonts w:ascii="BRH Malayalam Extra" w:eastAsia="Times New Roman" w:hAnsi="BRH Malayalam Extra" w:cs="BRH Malayalam Extra"/>
+                <w:color w:val="000000"/>
+                <w:sz w:val="40"/>
+                <w:szCs w:val="40"/>
+                <w:lang w:eastAsia="en-IN" w:bidi="ml-IN"/>
+              </w:rPr>
+              <w:t>PxI dy</w:t>
+            </w:r>
+            <w:r>
+              <w:rPr>
+                <w:rFonts w:ascii="BRH Malayalam Extra" w:eastAsia="Times New Roman" w:hAnsi="BRH Malayalam Extra" w:cs="BRH Malayalam Extra"/>
+                <w:color w:val="000000"/>
+                <w:sz w:val="32"/>
+                <w:szCs w:val="40"/>
+                <w:lang w:eastAsia="en-IN" w:bidi="ml-IN"/>
+              </w:rPr>
+              <w:t>–</w:t>
+            </w:r>
+            <w:r>
+              <w:rPr>
+                <w:rFonts w:ascii="BRH Malayalam Extra" w:eastAsia="Times New Roman" w:hAnsi="BRH Malayalam Extra" w:cs="BRH Malayalam Extra"/>
+                <w:color w:val="000000"/>
+                <w:sz w:val="40"/>
+                <w:szCs w:val="40"/>
+                <w:lang w:eastAsia="en-IN" w:bidi="ml-IN"/>
+              </w:rPr>
+              <w:t xml:space="preserve">örÜj—YI | </w:t>
+            </w:r>
+          </w:p>
+          <w:p>
+            <w:pPr>
+              <w:widowControl w:val="0"/>
+              <w:autoSpaceDE w:val="0"/>
+              <w:autoSpaceDN w:val="0"/>
+              <w:adjustRightInd w:val="0"/>
+              <w:spacing w:before="0" w:line="240" w:lineRule="auto"/>
+              <w:rPr>
+                <w:rFonts w:ascii="BRH Malayalam Extra" w:eastAsia="Times New Roman" w:hAnsi="BRH Malayalam Extra" w:cs="BRH Malayalam Extra"/>
+                <w:color w:val="000000"/>
+                <w:sz w:val="40"/>
+                <w:szCs w:val="40"/>
+                <w:lang w:eastAsia="en-IN" w:bidi="ml-IN"/>
+              </w:rPr>
+            </w:pPr>
+            <w:r>
+              <w:rPr>
+                <w:rFonts w:ascii="BRH Malayalam Extra" w:eastAsia="Times New Roman" w:hAnsi="BRH Malayalam Extra" w:cs="BRH Malayalam Extra"/>
+                <w:color w:val="000000"/>
+                <w:sz w:val="40"/>
+                <w:szCs w:val="40"/>
+                <w:lang w:eastAsia="en-IN" w:bidi="ml-IN"/>
+              </w:rPr>
+              <w:t>dy</w:t>
+            </w:r>
+            <w:r>
+              <w:rPr>
+                <w:rFonts w:ascii="BRH Malayalam Extra" w:eastAsia="Times New Roman" w:hAnsi="BRH Malayalam Extra" w:cs="BRH Malayalam Extra"/>
+                <w:color w:val="000000"/>
+                <w:sz w:val="32"/>
+                <w:szCs w:val="40"/>
+                <w:lang w:eastAsia="en-IN" w:bidi="ml-IN"/>
+              </w:rPr>
+              <w:t>–</w:t>
+            </w:r>
+            <w:r>
+              <w:rPr>
+                <w:rFonts w:ascii="BRH Malayalam Extra" w:eastAsia="Times New Roman" w:hAnsi="BRH Malayalam Extra" w:cs="BRH Malayalam Extra"/>
+                <w:color w:val="000000"/>
+                <w:sz w:val="40"/>
+                <w:szCs w:val="40"/>
+                <w:lang w:eastAsia="en-IN" w:bidi="ml-IN"/>
+              </w:rPr>
+              <w:t>örÜj—Yieqõ</w:t>
+            </w:r>
+            <w:r>
+              <w:rPr>
+                <w:rFonts w:ascii="BRH Malayalam Extra" w:eastAsia="Times New Roman" w:hAnsi="BRH Malayalam Extra" w:cs="BRH Malayalam Extra"/>
+                <w:color w:val="000000"/>
+                <w:sz w:val="40"/>
+                <w:szCs w:val="40"/>
+                <w:highlight w:val="yellow"/>
+                <w:lang w:eastAsia="en-IN" w:bidi="ml-IN"/>
+              </w:rPr>
+              <w:t>Z§</w:t>
+            </w:r>
+            <w:r>
+              <w:rPr>
+                <w:rFonts w:ascii="BRH Malayalam Extra" w:eastAsia="Times New Roman" w:hAnsi="BRH Malayalam Extra" w:cs="BRH Malayalam Extra"/>
+                <w:color w:val="000000"/>
+                <w:sz w:val="40"/>
+                <w:szCs w:val="40"/>
+                <w:lang w:eastAsia="en-IN" w:bidi="ml-IN"/>
+              </w:rPr>
+              <w:t xml:space="preserve"> | </w:t>
+            </w:r>
+          </w:p>
+        </w:tc>
+        <w:tc>
+          <w:tcPr>
+            <w:tcW w:w="5139" w:type="dxa"/>
+          </w:tcPr>
+          <w:p>
+            <w:pPr>
+              <w:widowControl w:val="0"/>
+              <w:autoSpaceDE w:val="0"/>
+              <w:autoSpaceDN w:val="0"/>
+              <w:adjustRightInd w:val="0"/>
+              <w:spacing w:before="0" w:line="240" w:lineRule="auto"/>
+              <w:rPr>
+                <w:rFonts w:ascii="BRH Malayalam Extra" w:eastAsia="Times New Roman" w:hAnsi="BRH Malayalam Extra" w:cs="BRH Malayalam Extra"/>
+                <w:color w:val="000000"/>
+                <w:sz w:val="40"/>
+                <w:szCs w:val="40"/>
+                <w:lang w:eastAsia="en-IN" w:bidi="ml-IN"/>
+              </w:rPr>
+            </w:pPr>
+            <w:r>
+              <w:rPr>
+                <w:rFonts w:ascii="BRH Malayalam Extra" w:eastAsia="Times New Roman" w:hAnsi="BRH Malayalam Extra" w:cs="BRH Malayalam Extra"/>
+                <w:color w:val="000000"/>
+                <w:sz w:val="40"/>
+                <w:szCs w:val="40"/>
+                <w:lang w:eastAsia="en-IN" w:bidi="ml-IN"/>
+              </w:rPr>
+              <w:t>ös¡</w:t>
+            </w:r>
+            <w:r>
+              <w:rPr>
+                <w:rFonts w:ascii="BRH Malayalam Extra" w:eastAsia="Times New Roman" w:hAnsi="BRH Malayalam Extra" w:cs="BRH Malayalam Extra"/>
+                <w:color w:val="000000"/>
+                <w:sz w:val="32"/>
+                <w:szCs w:val="40"/>
+                <w:lang w:eastAsia="en-IN" w:bidi="ml-IN"/>
+              </w:rPr>
+              <w:t>–</w:t>
+            </w:r>
+            <w:r>
+              <w:rPr>
+                <w:rFonts w:ascii="BRH Malayalam Extra" w:eastAsia="Times New Roman" w:hAnsi="BRH Malayalam Extra" w:cs="BRH Malayalam Extra"/>
+                <w:color w:val="000000"/>
+                <w:sz w:val="40"/>
+                <w:szCs w:val="40"/>
+                <w:lang w:eastAsia="en-IN" w:bidi="ml-IN"/>
+              </w:rPr>
+              <w:t>PxI dy</w:t>
+            </w:r>
+            <w:r>
+              <w:rPr>
+                <w:rFonts w:ascii="BRH Malayalam Extra" w:eastAsia="Times New Roman" w:hAnsi="BRH Malayalam Extra" w:cs="BRH Malayalam Extra"/>
+                <w:color w:val="000000"/>
+                <w:sz w:val="32"/>
+                <w:szCs w:val="40"/>
+                <w:lang w:eastAsia="en-IN" w:bidi="ml-IN"/>
+              </w:rPr>
+              <w:t>–</w:t>
+            </w:r>
+            <w:r>
+              <w:rPr>
+                <w:rFonts w:ascii="BRH Malayalam Extra" w:eastAsia="Times New Roman" w:hAnsi="BRH Malayalam Extra" w:cs="BRH Malayalam Extra"/>
+                <w:color w:val="000000"/>
+                <w:sz w:val="40"/>
+                <w:szCs w:val="40"/>
+                <w:lang w:eastAsia="en-IN" w:bidi="ml-IN"/>
+              </w:rPr>
+              <w:t xml:space="preserve">örÜj—YI | </w:t>
+            </w:r>
+          </w:p>
+          <w:p>
+            <w:pPr>
+              <w:widowControl w:val="0"/>
+              <w:autoSpaceDE w:val="0"/>
+              <w:autoSpaceDN w:val="0"/>
+              <w:adjustRightInd w:val="0"/>
+              <w:spacing w:before="0" w:line="240" w:lineRule="auto"/>
+              <w:rPr>
+                <w:rFonts w:ascii="BRH Malayalam Extra" w:eastAsia="Times New Roman" w:hAnsi="BRH Malayalam Extra" w:cs="BRH Malayalam Extra"/>
+                <w:color w:val="000000"/>
+                <w:sz w:val="40"/>
+                <w:szCs w:val="40"/>
+                <w:lang w:eastAsia="en-IN" w:bidi="ml-IN"/>
+              </w:rPr>
+            </w:pPr>
+            <w:r>
+              <w:rPr>
+                <w:rFonts w:ascii="BRH Malayalam Extra" w:eastAsia="Times New Roman" w:hAnsi="BRH Malayalam Extra" w:cs="BRH Malayalam Extra"/>
+                <w:color w:val="000000"/>
+                <w:sz w:val="40"/>
+                <w:szCs w:val="40"/>
+                <w:lang w:eastAsia="en-IN" w:bidi="ml-IN"/>
+              </w:rPr>
+              <w:t>dy</w:t>
+            </w:r>
+            <w:r>
+              <w:rPr>
+                <w:rFonts w:ascii="BRH Malayalam Extra" w:eastAsia="Times New Roman" w:hAnsi="BRH Malayalam Extra" w:cs="BRH Malayalam Extra"/>
+                <w:color w:val="000000"/>
+                <w:sz w:val="32"/>
+                <w:szCs w:val="40"/>
+                <w:lang w:eastAsia="en-IN" w:bidi="ml-IN"/>
+              </w:rPr>
+              <w:t>–</w:t>
+            </w:r>
+            <w:r>
+              <w:rPr>
+                <w:rFonts w:ascii="BRH Malayalam Extra" w:eastAsia="Times New Roman" w:hAnsi="BRH Malayalam Extra" w:cs="BRH Malayalam Extra"/>
+                <w:color w:val="000000"/>
+                <w:sz w:val="40"/>
+                <w:szCs w:val="40"/>
+                <w:lang w:eastAsia="en-IN" w:bidi="ml-IN"/>
+              </w:rPr>
+              <w:t>örÜj—Yieqõ</w:t>
+            </w:r>
+            <w:r>
+              <w:rPr>
+                <w:rFonts w:ascii="BRH Malayalam Extra" w:hAnsi="BRH Malayalam Extra" w:cs="BRH Malayalam Extra"/>
+                <w:sz w:val="40"/>
+                <w:szCs w:val="40"/>
+                <w:highlight w:val="green"/>
+              </w:rPr>
+              <w:t>Ë</w:t>
+            </w:r>
+            <w:r>
+              <w:rPr>
+                <w:rFonts w:ascii="BRH Malayalam Extra" w:hAnsi="BRH Malayalam Extra" w:cs="BRH Malayalam Extra"/>
+                <w:sz w:val="40"/>
+                <w:szCs w:val="40"/>
+              </w:rPr>
+              <w:t>§</w:t>
+            </w:r>
+            <w:r>
+              <w:rPr>
+                <w:rFonts w:ascii="BRH Malayalam Extra" w:eastAsia="Times New Roman" w:hAnsi="BRH Malayalam Extra" w:cs="BRH Malayalam Extra"/>
+                <w:color w:val="000000"/>
+                <w:sz w:val="40"/>
+                <w:szCs w:val="40"/>
+                <w:lang w:eastAsia="en-IN" w:bidi="ml-IN"/>
+              </w:rPr>
+              <w:t xml:space="preserve"> | </w:t>
             </w:r>
           </w:p>
         </w:tc>
@@ -2583,6 +3428,7 @@
                 <w:szCs w:val="28"/>
               </w:rPr>
             </w:pPr>
+            <w:proofErr w:type="gramStart"/>
             <w:r>
               <w:rPr>
                 <w:rFonts w:cs="Arial"/>
@@ -2608,7 +3454,17 @@
                 <w:sz w:val="28"/>
                 <w:szCs w:val="28"/>
               </w:rPr>
-              <w:t xml:space="preserve">  – Kramam</w:t>
+              <w:t xml:space="preserve">  –</w:t>
+            </w:r>
+            <w:proofErr w:type="gramEnd"/>
+            <w:r>
+              <w:rPr>
+                <w:rFonts w:cs="Arial"/>
+                <w:b/>
+                <w:sz w:val="28"/>
+                <w:szCs w:val="28"/>
+              </w:rPr>
+              <w:t xml:space="preserve"> Kramam</w:t>
             </w:r>
           </w:p>
           <w:p>
@@ -2986,6 +3842,7 @@
                 <w:szCs w:val="28"/>
               </w:rPr>
             </w:pPr>
+            <w:proofErr w:type="gramStart"/>
             <w:r>
               <w:rPr>
                 <w:rFonts w:cs="Arial"/>
@@ -3011,7 +3868,17 @@
                 <w:sz w:val="28"/>
                 <w:szCs w:val="28"/>
               </w:rPr>
-              <w:t xml:space="preserve">  – Kramam</w:t>
+              <w:t xml:space="preserve">  –</w:t>
+            </w:r>
+            <w:proofErr w:type="gramEnd"/>
+            <w:r>
+              <w:rPr>
+                <w:rFonts w:cs="Arial"/>
+                <w:b/>
+                <w:sz w:val="28"/>
+                <w:szCs w:val="28"/>
+              </w:rPr>
+              <w:t xml:space="preserve"> Kramam</w:t>
             </w:r>
           </w:p>
           <w:p>
@@ -3267,6 +4134,7 @@
                 <w:szCs w:val="28"/>
               </w:rPr>
             </w:pPr>
+            <w:proofErr w:type="gramStart"/>
             <w:r>
               <w:rPr>
                 <w:rFonts w:cs="Arial"/>
@@ -3274,7 +4142,17 @@
                 <w:sz w:val="28"/>
                 <w:szCs w:val="28"/>
               </w:rPr>
-              <w:t>T.S.6.3.10.2  – Kramam</w:t>
+              <w:t>T.S.6.3.10.2  –</w:t>
+            </w:r>
+            <w:proofErr w:type="gramEnd"/>
+            <w:r>
+              <w:rPr>
+                <w:rFonts w:cs="Arial"/>
+                <w:b/>
+                <w:sz w:val="28"/>
+                <w:szCs w:val="28"/>
+              </w:rPr>
+              <w:t xml:space="preserve"> Kramam</w:t>
             </w:r>
           </w:p>
           <w:p>
@@ -3576,6 +4454,7 @@
           <w:szCs w:val="32"/>
           <w:u w:val="single"/>
         </w:rPr>
+        <w:lastRenderedPageBreak/>
         <w:t xml:space="preserve">TS </w:t>
       </w:r>
       <w:r>
@@ -3796,14 +4675,14 @@
                 <w:szCs w:val="32"/>
               </w:rPr>
             </w:pPr>
-            <w:r>
-              <w:rPr>
-                <w:rFonts w:cs="Arial"/>
-                <w:b/>
-                <w:sz w:val="28"/>
-                <w:szCs w:val="32"/>
-              </w:rPr>
-              <w:lastRenderedPageBreak/>
+            <w:proofErr w:type="gramStart"/>
+            <w:r>
+              <w:rPr>
+                <w:rFonts w:cs="Arial"/>
+                <w:b/>
+                <w:sz w:val="28"/>
+                <w:szCs w:val="32"/>
+              </w:rPr>
               <w:t>T.S.6.3.</w:t>
             </w:r>
             <w:r>
@@ -3822,7 +4701,17 @@
                 <w:sz w:val="28"/>
                 <w:szCs w:val="32"/>
               </w:rPr>
-              <w:t xml:space="preserve"> – Kramam</w:t>
+              <w:t xml:space="preserve"> –</w:t>
+            </w:r>
+            <w:proofErr w:type="gramEnd"/>
+            <w:r>
+              <w:rPr>
+                <w:rFonts w:cs="Arial"/>
+                <w:b/>
+                <w:sz w:val="28"/>
+                <w:szCs w:val="32"/>
+              </w:rPr>
+              <w:t xml:space="preserve"> Kramam</w:t>
             </w:r>
           </w:p>
           <w:p>
@@ -5190,14 +6079,26 @@
                 <w:szCs w:val="32"/>
               </w:rPr>
             </w:pPr>
-            <w:r>
-              <w:rPr>
-                <w:rFonts w:cs="Arial"/>
-                <w:b/>
-                <w:sz w:val="28"/>
-                <w:szCs w:val="32"/>
-              </w:rPr>
-              <w:t>T.S.6.3.2.3  – Kramam</w:t>
+            <w:proofErr w:type="gramStart"/>
+            <w:r>
+              <w:rPr>
+                <w:rFonts w:cs="Arial"/>
+                <w:b/>
+                <w:sz w:val="28"/>
+                <w:szCs w:val="32"/>
+              </w:rPr>
+              <w:lastRenderedPageBreak/>
+              <w:t>T.S.6.3.2.3  –</w:t>
+            </w:r>
+            <w:proofErr w:type="gramEnd"/>
+            <w:r>
+              <w:rPr>
+                <w:rFonts w:cs="Arial"/>
+                <w:b/>
+                <w:sz w:val="28"/>
+                <w:szCs w:val="32"/>
+              </w:rPr>
+              <w:t xml:space="preserve"> Kramam</w:t>
             </w:r>
           </w:p>
           <w:p>
@@ -5607,7 +6508,6 @@
                 <w:sz w:val="28"/>
                 <w:szCs w:val="32"/>
               </w:rPr>
-              <w:lastRenderedPageBreak/>
               <w:t>T.S.6.3.2.4 – Kramam</w:t>
             </w:r>
           </w:p>
@@ -7196,14 +8096,25 @@
                 <w:szCs w:val="32"/>
               </w:rPr>
             </w:pPr>
-            <w:r>
-              <w:rPr>
-                <w:rFonts w:cs="Arial"/>
-                <w:b/>
-                <w:sz w:val="28"/>
-                <w:szCs w:val="32"/>
-              </w:rPr>
-              <w:t>T.S.6.3.4.2  – Kramam</w:t>
+            <w:proofErr w:type="gramStart"/>
+            <w:r>
+              <w:rPr>
+                <w:rFonts w:cs="Arial"/>
+                <w:b/>
+                <w:sz w:val="28"/>
+                <w:szCs w:val="32"/>
+              </w:rPr>
+              <w:t>T.S.6.3.4.2  –</w:t>
+            </w:r>
+            <w:proofErr w:type="gramEnd"/>
+            <w:r>
+              <w:rPr>
+                <w:rFonts w:cs="Arial"/>
+                <w:b/>
+                <w:sz w:val="28"/>
+                <w:szCs w:val="32"/>
+              </w:rPr>
+              <w:t xml:space="preserve"> Kramam</w:t>
             </w:r>
           </w:p>
           <w:p>
@@ -7688,14 +8599,26 @@
                 <w:szCs w:val="32"/>
               </w:rPr>
             </w:pPr>
-            <w:r>
-              <w:rPr>
-                <w:rFonts w:cs="Arial"/>
-                <w:b/>
-                <w:sz w:val="28"/>
-                <w:szCs w:val="32"/>
-              </w:rPr>
-              <w:t>T.S.6.3.4.2  – Kramam</w:t>
+            <w:proofErr w:type="gramStart"/>
+            <w:r>
+              <w:rPr>
+                <w:rFonts w:cs="Arial"/>
+                <w:b/>
+                <w:sz w:val="28"/>
+                <w:szCs w:val="32"/>
+              </w:rPr>
+              <w:lastRenderedPageBreak/>
+              <w:t>T.S.6.3.4.2  –</w:t>
+            </w:r>
+            <w:proofErr w:type="gramEnd"/>
+            <w:r>
+              <w:rPr>
+                <w:rFonts w:cs="Arial"/>
+                <w:b/>
+                <w:sz w:val="28"/>
+                <w:szCs w:val="32"/>
+              </w:rPr>
+              <w:t xml:space="preserve"> Kramam</w:t>
             </w:r>
           </w:p>
           <w:p>
@@ -7979,15 +8902,25 @@
                 <w:szCs w:val="32"/>
               </w:rPr>
             </w:pPr>
-            <w:r>
-              <w:rPr>
-                <w:rFonts w:cs="Arial"/>
-                <w:b/>
-                <w:sz w:val="28"/>
-                <w:szCs w:val="32"/>
-              </w:rPr>
-              <w:lastRenderedPageBreak/>
-              <w:t>T.S.6.3.4.3  – Kramam</w:t>
+            <w:proofErr w:type="gramStart"/>
+            <w:r>
+              <w:rPr>
+                <w:rFonts w:cs="Arial"/>
+                <w:b/>
+                <w:sz w:val="28"/>
+                <w:szCs w:val="32"/>
+              </w:rPr>
+              <w:t>T.S.6.3.4.3  –</w:t>
+            </w:r>
+            <w:proofErr w:type="gramEnd"/>
+            <w:r>
+              <w:rPr>
+                <w:rFonts w:cs="Arial"/>
+                <w:b/>
+                <w:sz w:val="28"/>
+                <w:szCs w:val="32"/>
+              </w:rPr>
+              <w:t xml:space="preserve"> Kramam</w:t>
             </w:r>
           </w:p>
           <w:p>
@@ -8531,14 +9464,25 @@
                 <w:szCs w:val="32"/>
               </w:rPr>
             </w:pPr>
-            <w:r>
-              <w:rPr>
-                <w:rFonts w:cs="Arial"/>
-                <w:b/>
-                <w:sz w:val="28"/>
-                <w:szCs w:val="32"/>
-              </w:rPr>
-              <w:t>T.S.6.3.4.6  – Kramam</w:t>
+            <w:proofErr w:type="gramStart"/>
+            <w:r>
+              <w:rPr>
+                <w:rFonts w:cs="Arial"/>
+                <w:b/>
+                <w:sz w:val="28"/>
+                <w:szCs w:val="32"/>
+              </w:rPr>
+              <w:t>T.S.6.3.4.6  –</w:t>
+            </w:r>
+            <w:proofErr w:type="gramEnd"/>
+            <w:r>
+              <w:rPr>
+                <w:rFonts w:cs="Arial"/>
+                <w:b/>
+                <w:sz w:val="28"/>
+                <w:szCs w:val="32"/>
+              </w:rPr>
+              <w:t xml:space="preserve"> Kramam</w:t>
             </w:r>
           </w:p>
           <w:p>
@@ -8800,14 +9744,25 @@
                 <w:szCs w:val="32"/>
               </w:rPr>
             </w:pPr>
-            <w:r>
-              <w:rPr>
-                <w:rFonts w:cs="Arial"/>
-                <w:b/>
-                <w:sz w:val="28"/>
-                <w:szCs w:val="32"/>
-              </w:rPr>
-              <w:t>T.S.6.3.4.8  – Kramam</w:t>
+            <w:proofErr w:type="gramStart"/>
+            <w:r>
+              <w:rPr>
+                <w:rFonts w:cs="Arial"/>
+                <w:b/>
+                <w:sz w:val="28"/>
+                <w:szCs w:val="32"/>
+              </w:rPr>
+              <w:t>T.S.6.3.4.8  –</w:t>
+            </w:r>
+            <w:proofErr w:type="gramEnd"/>
+            <w:r>
+              <w:rPr>
+                <w:rFonts w:cs="Arial"/>
+                <w:b/>
+                <w:sz w:val="28"/>
+                <w:szCs w:val="32"/>
+              </w:rPr>
+              <w:t xml:space="preserve"> Kramam</w:t>
             </w:r>
           </w:p>
           <w:p>
@@ -9845,14 +10800,26 @@
                 <w:szCs w:val="32"/>
               </w:rPr>
             </w:pPr>
-            <w:r>
-              <w:rPr>
-                <w:rFonts w:cs="Arial"/>
-                <w:b/>
-                <w:sz w:val="28"/>
-                <w:szCs w:val="32"/>
-              </w:rPr>
-              <w:t>T.S.6.3.8.3  – Kramam</w:t>
+            <w:proofErr w:type="gramStart"/>
+            <w:r>
+              <w:rPr>
+                <w:rFonts w:cs="Arial"/>
+                <w:b/>
+                <w:sz w:val="28"/>
+                <w:szCs w:val="32"/>
+              </w:rPr>
+              <w:lastRenderedPageBreak/>
+              <w:t>T.S.6.3.8.3  –</w:t>
+            </w:r>
+            <w:proofErr w:type="gramEnd"/>
+            <w:r>
+              <w:rPr>
+                <w:rFonts w:cs="Arial"/>
+                <w:b/>
+                <w:sz w:val="28"/>
+                <w:szCs w:val="32"/>
+              </w:rPr>
+              <w:t xml:space="preserve"> Kramam</w:t>
             </w:r>
           </w:p>
           <w:p>
@@ -10160,15 +11127,25 @@
                 <w:szCs w:val="32"/>
               </w:rPr>
             </w:pPr>
-            <w:r>
-              <w:rPr>
-                <w:rFonts w:cs="Arial"/>
-                <w:b/>
-                <w:sz w:val="28"/>
-                <w:szCs w:val="32"/>
-              </w:rPr>
-              <w:lastRenderedPageBreak/>
-              <w:t>T.S.6.3.8.4  – Kramam</w:t>
+            <w:proofErr w:type="gramStart"/>
+            <w:r>
+              <w:rPr>
+                <w:rFonts w:cs="Arial"/>
+                <w:b/>
+                <w:sz w:val="28"/>
+                <w:szCs w:val="32"/>
+              </w:rPr>
+              <w:t>T.S.6.3.8.4  –</w:t>
+            </w:r>
+            <w:proofErr w:type="gramEnd"/>
+            <w:r>
+              <w:rPr>
+                <w:rFonts w:cs="Arial"/>
+                <w:b/>
+                <w:sz w:val="28"/>
+                <w:szCs w:val="32"/>
+              </w:rPr>
+              <w:t xml:space="preserve"> Kramam</w:t>
             </w:r>
           </w:p>
           <w:p>
@@ -10972,14 +11949,25 @@
                 <w:szCs w:val="32"/>
               </w:rPr>
             </w:pPr>
-            <w:r>
-              <w:rPr>
-                <w:rFonts w:cs="Arial"/>
-                <w:b/>
-                <w:sz w:val="28"/>
-                <w:szCs w:val="32"/>
-              </w:rPr>
-              <w:t>T.S.6.3.9.5  – Kramam</w:t>
+            <w:proofErr w:type="gramStart"/>
+            <w:r>
+              <w:rPr>
+                <w:rFonts w:cs="Arial"/>
+                <w:b/>
+                <w:sz w:val="28"/>
+                <w:szCs w:val="32"/>
+              </w:rPr>
+              <w:t>T.S.6.3.9.5  –</w:t>
+            </w:r>
+            <w:proofErr w:type="gramEnd"/>
+            <w:r>
+              <w:rPr>
+                <w:rFonts w:cs="Arial"/>
+                <w:b/>
+                <w:sz w:val="28"/>
+                <w:szCs w:val="32"/>
+              </w:rPr>
+              <w:t xml:space="preserve"> Kramam</w:t>
             </w:r>
           </w:p>
           <w:p>
@@ -11425,14 +12413,25 @@
                 <w:szCs w:val="32"/>
               </w:rPr>
             </w:pPr>
-            <w:r>
-              <w:rPr>
-                <w:rFonts w:cs="Arial"/>
-                <w:b/>
-                <w:sz w:val="28"/>
-                <w:szCs w:val="32"/>
-              </w:rPr>
-              <w:t>T.S.6.3.10.2  – Kramam</w:t>
+            <w:proofErr w:type="gramStart"/>
+            <w:r>
+              <w:rPr>
+                <w:rFonts w:cs="Arial"/>
+                <w:b/>
+                <w:sz w:val="28"/>
+                <w:szCs w:val="32"/>
+              </w:rPr>
+              <w:t>T.S.6.3.10.2  –</w:t>
+            </w:r>
+            <w:proofErr w:type="gramEnd"/>
+            <w:r>
+              <w:rPr>
+                <w:rFonts w:cs="Arial"/>
+                <w:b/>
+                <w:sz w:val="28"/>
+                <w:szCs w:val="32"/>
+              </w:rPr>
+              <w:t xml:space="preserve"> Kramam</w:t>
             </w:r>
           </w:p>
           <w:p>
@@ -11884,14 +12883,25 @@
                 <w:szCs w:val="32"/>
               </w:rPr>
             </w:pPr>
-            <w:r>
-              <w:rPr>
-                <w:rFonts w:cs="Arial"/>
-                <w:b/>
-                <w:sz w:val="28"/>
-                <w:szCs w:val="32"/>
-              </w:rPr>
-              <w:t>T.S.6.3.10.6  – Kramam</w:t>
+            <w:proofErr w:type="gramStart"/>
+            <w:r>
+              <w:rPr>
+                <w:rFonts w:cs="Arial"/>
+                <w:b/>
+                <w:sz w:val="28"/>
+                <w:szCs w:val="32"/>
+              </w:rPr>
+              <w:t>T.S.6.3.10.6  –</w:t>
+            </w:r>
+            <w:proofErr w:type="gramEnd"/>
+            <w:r>
+              <w:rPr>
+                <w:rFonts w:cs="Arial"/>
+                <w:b/>
+                <w:sz w:val="28"/>
+                <w:szCs w:val="32"/>
+              </w:rPr>
+              <w:t xml:space="preserve"> Kramam</w:t>
             </w:r>
           </w:p>
           <w:p>
@@ -12331,6 +13341,7 @@
                 <w:sz w:val="28"/>
                 <w:szCs w:val="32"/>
               </w:rPr>
+              <w:lastRenderedPageBreak/>
               <w:t>T.S.6.3.11.5 – Kramam</w:t>
             </w:r>
           </w:p>
@@ -12684,7 +13695,6 @@
                 <w:sz w:val="28"/>
                 <w:szCs w:val="32"/>
               </w:rPr>
-              <w:lastRenderedPageBreak/>
               <w:t>T.S.6.3.11.5 – Kramam</w:t>
             </w:r>
           </w:p>
@@ -13566,7 +14576,16 @@
           <w:bCs/>
           <w:sz w:val="32"/>
         </w:rPr>
-        <w:t>replaced with</w:t>
+        <w:t xml:space="preserve">replaced </w:t>
+      </w:r>
+      <w:proofErr w:type="gramStart"/>
+      <w:r>
+        <w:rPr>
+          <w:b/>
+          <w:bCs/>
+          <w:sz w:val="32"/>
+        </w:rPr>
+        <w:t>with</w:t>
       </w:r>
       <w:r>
         <w:rPr>
@@ -13588,6 +14607,7 @@
         </w:rPr>
         <w:t>"</w:t>
       </w:r>
+      <w:proofErr w:type="gramEnd"/>
       <w:r>
         <w:rPr>
           <w:rFonts w:ascii="BRH Malayalam" w:hAnsi="BRH Malayalam" w:cs="BRH Malayalam"/>
@@ -13599,6 +14619,7 @@
         </w:rPr>
         <w:t>q§T</w:t>
       </w:r>
+      <w:proofErr w:type="gramStart"/>
       <w:r>
         <w:rPr>
           <w:rFonts w:ascii="BRH Malayalam" w:hAnsi="BRH Malayalam" w:cs="BRH Malayalam"/>
@@ -13615,7 +14636,16 @@
           <w:bCs/>
           <w:sz w:val="32"/>
         </w:rPr>
-        <w:t>wherever applicable</w:t>
+        <w:t>wherever</w:t>
+      </w:r>
+      <w:proofErr w:type="gramEnd"/>
+      <w:r>
+        <w:rPr>
+          <w:b/>
+          <w:bCs/>
+          <w:sz w:val="32"/>
+        </w:rPr>
+        <w:t xml:space="preserve"> applicable</w:t>
       </w:r>
     </w:p>
     <w:p>

--- a/TS-Kramam/TS-6.3/TS 6.3 Malayalam Krama Paatam Corrections.docx
+++ b/TS-Kramam/TS-6.3/TS 6.3 Malayalam Krama Paatam Corrections.docx
@@ -2224,7 +2224,7 @@
                 <w:b/>
                 <w:sz w:val="28"/>
                 <w:szCs w:val="28"/>
-                <w:lang w:val="it-IT"/>
+                <w:lang w:val="en-IN"/>
               </w:rPr>
             </w:pPr>
             <w:r>
@@ -2233,19 +2233,9 @@
                 <w:b/>
                 <w:sz w:val="28"/>
                 <w:szCs w:val="28"/>
-                <w:lang w:val="it-IT"/>
-              </w:rPr>
-              <w:t>Krama Vaakyam No.–</w:t>
-            </w:r>
-            <w:r>
-              <w:rPr>
-                <w:rFonts w:cs="Arial"/>
-                <w:b/>
-                <w:sz w:val="28"/>
-                <w:szCs w:val="28"/>
-                <w:lang w:val="it-IT"/>
-              </w:rPr>
-              <w:t>45</w:t>
+                <w:lang w:val="en-IN"/>
+              </w:rPr>
+              <w:t>Krama Vaakyam No.–45</w:t>
             </w:r>
           </w:p>
           <w:p>
@@ -2305,16 +2295,16 @@
                 <w:color w:val="000000"/>
                 <w:sz w:val="40"/>
                 <w:szCs w:val="40"/>
-                <w:lang w:eastAsia="en-IN" w:bidi="ml-IN"/>
-              </w:rPr>
-            </w:pPr>
-            <w:r>
-              <w:rPr>
-                <w:rFonts w:ascii="BRH Malayalam Extra" w:eastAsia="Times New Roman" w:hAnsi="BRH Malayalam Extra" w:cs="BRH Malayalam Extra"/>
-                <w:color w:val="000000"/>
-                <w:sz w:val="40"/>
-                <w:szCs w:val="40"/>
-                <w:lang w:val="en-IN" w:eastAsia="en-IN" w:bidi="ml-IN"/>
+                <w:lang w:val="it-IT" w:eastAsia="en-IN" w:bidi="ml-IN"/>
+              </w:rPr>
+            </w:pPr>
+            <w:r>
+              <w:rPr>
+                <w:rFonts w:ascii="BRH Malayalam Extra" w:eastAsia="Times New Roman" w:hAnsi="BRH Malayalam Extra" w:cs="BRH Malayalam Extra"/>
+                <w:color w:val="000000"/>
+                <w:sz w:val="40"/>
+                <w:szCs w:val="40"/>
+                <w:lang w:val="it-IT" w:eastAsia="en-IN" w:bidi="ml-IN"/>
               </w:rPr>
               <w:t>Db§ byp˜I | byp</w:t>
             </w:r>
@@ -2324,7 +2314,7 @@
                 <w:color w:val="000000"/>
                 <w:sz w:val="36"/>
                 <w:szCs w:val="40"/>
-                <w:lang w:val="en-IN" w:eastAsia="en-IN" w:bidi="ml-IN"/>
+                <w:lang w:val="it-IT" w:eastAsia="en-IN" w:bidi="ml-IN"/>
               </w:rPr>
               <w:t>ò</w:t>
             </w:r>
@@ -2334,7 +2324,7 @@
                 <w:color w:val="000000"/>
                 <w:sz w:val="40"/>
                 <w:szCs w:val="40"/>
-                <w:lang w:val="en-IN" w:eastAsia="en-IN" w:bidi="ml-IN"/>
+                <w:lang w:val="it-IT" w:eastAsia="en-IN" w:bidi="ml-IN"/>
               </w:rPr>
               <w:t>— s</w:t>
             </w:r>
@@ -2345,7 +2335,7 @@
                 <w:sz w:val="40"/>
                 <w:szCs w:val="40"/>
                 <w:highlight w:val="yellow"/>
-                <w:lang w:val="en-IN" w:eastAsia="en-IN" w:bidi="ml-IN"/>
+                <w:lang w:val="it-IT" w:eastAsia="en-IN" w:bidi="ml-IN"/>
               </w:rPr>
               <w:t>ëhx</w:t>
             </w:r>
@@ -2355,17 +2345,17 @@
                 <w:color w:val="000000"/>
                 <w:sz w:val="32"/>
                 <w:szCs w:val="40"/>
-                <w:lang w:val="en-IN" w:eastAsia="en-IN" w:bidi="ml-IN"/>
-              </w:rPr>
-              <w:t>–</w:t>
-            </w:r>
-            <w:r>
-              <w:rPr>
-                <w:rFonts w:ascii="BRH Malayalam Extra" w:eastAsia="Times New Roman" w:hAnsi="BRH Malayalam Extra" w:cs="BRH Malayalam Extra"/>
-                <w:color w:val="000000"/>
-                <w:sz w:val="40"/>
-                <w:szCs w:val="40"/>
-                <w:lang w:val="en-IN" w:eastAsia="en-IN" w:bidi="ml-IN"/>
+                <w:lang w:val="it-IT" w:eastAsia="en-IN" w:bidi="ml-IN"/>
+              </w:rPr>
+              <w:t>–</w:t>
+            </w:r>
+            <w:r>
+              <w:rPr>
+                <w:rFonts w:ascii="BRH Malayalam Extra" w:eastAsia="Times New Roman" w:hAnsi="BRH Malayalam Extra" w:cs="BRH Malayalam Extra"/>
+                <w:color w:val="000000"/>
+                <w:sz w:val="40"/>
+                <w:szCs w:val="40"/>
+                <w:lang w:val="it-IT" w:eastAsia="en-IN" w:bidi="ml-IN"/>
               </w:rPr>
               <w:t>d |</w:t>
             </w:r>
@@ -2997,16 +2987,7 @@
                 <w:sz w:val="28"/>
                 <w:szCs w:val="28"/>
               </w:rPr>
-              <w:t>4</w:t>
-            </w:r>
-            <w:r>
-              <w:rPr>
-                <w:rFonts w:cs="Arial"/>
-                <w:b/>
-                <w:sz w:val="28"/>
-                <w:szCs w:val="28"/>
-              </w:rPr>
-              <w:t>.9</w:t>
+              <w:t>4.9</w:t>
             </w:r>
             <w:r>
               <w:rPr>
@@ -3044,7 +3025,7 @@
                 <w:b/>
                 <w:sz w:val="28"/>
                 <w:szCs w:val="28"/>
-                <w:lang w:val="it-IT"/>
+                <w:lang w:val="en-IN"/>
               </w:rPr>
             </w:pPr>
             <w:r>
@@ -3053,19 +3034,9 @@
                 <w:b/>
                 <w:sz w:val="28"/>
                 <w:szCs w:val="28"/>
-                <w:lang w:val="it-IT"/>
-              </w:rPr>
-              <w:t>Krama Vaakyam No.–</w:t>
-            </w:r>
-            <w:r>
-              <w:rPr>
-                <w:rFonts w:cs="Arial"/>
-                <w:b/>
-                <w:sz w:val="28"/>
-                <w:szCs w:val="28"/>
-                <w:lang w:val="it-IT"/>
-              </w:rPr>
-              <w:t>35</w:t>
+                <w:lang w:val="en-IN"/>
+              </w:rPr>
+              <w:t>Krama Vaakyam No.–35</w:t>
             </w:r>
           </w:p>
           <w:p>
@@ -3105,17 +3076,7 @@
                 <w:szCs w:val="28"/>
                 <w:lang w:val="it-IT"/>
               </w:rPr>
-              <w:t>2</w:t>
-            </w:r>
-            <w:r>
-              <w:rPr>
-                <w:rFonts w:cs="Arial"/>
-                <w:b/>
-                <w:sz w:val="28"/>
-                <w:szCs w:val="28"/>
-                <w:lang w:val="it-IT"/>
-              </w:rPr>
-              <w:t>7</w:t>
+              <w:t>27</w:t>
             </w:r>
           </w:p>
         </w:tc>
@@ -3135,16 +3096,16 @@
                 <w:color w:val="000000"/>
                 <w:sz w:val="40"/>
                 <w:szCs w:val="40"/>
-                <w:lang w:eastAsia="en-IN" w:bidi="ml-IN"/>
-              </w:rPr>
-            </w:pPr>
-            <w:r>
-              <w:rPr>
-                <w:rFonts w:ascii="BRH Malayalam Extra" w:eastAsia="Times New Roman" w:hAnsi="BRH Malayalam Extra" w:cs="BRH Malayalam Extra"/>
-                <w:color w:val="000000"/>
-                <w:sz w:val="40"/>
-                <w:szCs w:val="40"/>
-                <w:lang w:eastAsia="en-IN" w:bidi="ml-IN"/>
+                <w:lang w:val="it-IT" w:eastAsia="en-IN" w:bidi="ml-IN"/>
+              </w:rPr>
+            </w:pPr>
+            <w:r>
+              <w:rPr>
+                <w:rFonts w:ascii="BRH Malayalam Extra" w:eastAsia="Times New Roman" w:hAnsi="BRH Malayalam Extra" w:cs="BRH Malayalam Extra"/>
+                <w:color w:val="000000"/>
+                <w:sz w:val="40"/>
+                <w:szCs w:val="40"/>
+                <w:lang w:val="it-IT" w:eastAsia="en-IN" w:bidi="ml-IN"/>
               </w:rPr>
               <w:t>ös¡</w:t>
             </w:r>
@@ -3154,17 +3115,17 @@
                 <w:color w:val="000000"/>
                 <w:sz w:val="32"/>
                 <w:szCs w:val="40"/>
-                <w:lang w:eastAsia="en-IN" w:bidi="ml-IN"/>
-              </w:rPr>
-              <w:t>–</w:t>
-            </w:r>
-            <w:r>
-              <w:rPr>
-                <w:rFonts w:ascii="BRH Malayalam Extra" w:eastAsia="Times New Roman" w:hAnsi="BRH Malayalam Extra" w:cs="BRH Malayalam Extra"/>
-                <w:color w:val="000000"/>
-                <w:sz w:val="40"/>
-                <w:szCs w:val="40"/>
-                <w:lang w:eastAsia="en-IN" w:bidi="ml-IN"/>
+                <w:lang w:val="it-IT" w:eastAsia="en-IN" w:bidi="ml-IN"/>
+              </w:rPr>
+              <w:t>–</w:t>
+            </w:r>
+            <w:r>
+              <w:rPr>
+                <w:rFonts w:ascii="BRH Malayalam Extra" w:eastAsia="Times New Roman" w:hAnsi="BRH Malayalam Extra" w:cs="BRH Malayalam Extra"/>
+                <w:color w:val="000000"/>
+                <w:sz w:val="40"/>
+                <w:szCs w:val="40"/>
+                <w:lang w:val="it-IT" w:eastAsia="en-IN" w:bidi="ml-IN"/>
               </w:rPr>
               <w:t>PxI dy</w:t>
             </w:r>
@@ -3174,17 +3135,17 @@
                 <w:color w:val="000000"/>
                 <w:sz w:val="32"/>
                 <w:szCs w:val="40"/>
-                <w:lang w:eastAsia="en-IN" w:bidi="ml-IN"/>
-              </w:rPr>
-              <w:t>–</w:t>
-            </w:r>
-            <w:r>
-              <w:rPr>
-                <w:rFonts w:ascii="BRH Malayalam Extra" w:eastAsia="Times New Roman" w:hAnsi="BRH Malayalam Extra" w:cs="BRH Malayalam Extra"/>
-                <w:color w:val="000000"/>
-                <w:sz w:val="40"/>
-                <w:szCs w:val="40"/>
-                <w:lang w:eastAsia="en-IN" w:bidi="ml-IN"/>
+                <w:lang w:val="it-IT" w:eastAsia="en-IN" w:bidi="ml-IN"/>
+              </w:rPr>
+              <w:t>–</w:t>
+            </w:r>
+            <w:r>
+              <w:rPr>
+                <w:rFonts w:ascii="BRH Malayalam Extra" w:eastAsia="Times New Roman" w:hAnsi="BRH Malayalam Extra" w:cs="BRH Malayalam Extra"/>
+                <w:color w:val="000000"/>
+                <w:sz w:val="40"/>
+                <w:szCs w:val="40"/>
+                <w:lang w:val="it-IT" w:eastAsia="en-IN" w:bidi="ml-IN"/>
               </w:rPr>
               <w:t xml:space="preserve">örÜj—YI | </w:t>
             </w:r>
@@ -3947,7 +3908,7 @@
                 <w:szCs w:val="28"/>
                 <w:lang w:val="it-IT"/>
               </w:rPr>
-              <w:t xml:space="preserve">Panchaati No. - </w:t>
+              <w:t xml:space="preserve">Panchaati No. </w:t>
             </w:r>
             <w:r>
               <w:rPr>
@@ -3957,7 +3918,37 @@
                 <w:szCs w:val="28"/>
                 <w:lang w:val="it-IT"/>
               </w:rPr>
+              <w:t>–</w:t>
+            </w:r>
+            <w:r>
+              <w:rPr>
+                <w:rFonts w:cs="Arial"/>
+                <w:b/>
+                <w:sz w:val="28"/>
+                <w:szCs w:val="28"/>
+                <w:lang w:val="it-IT"/>
+              </w:rPr>
+              <w:t xml:space="preserve"> </w:t>
+            </w:r>
+            <w:r>
+              <w:rPr>
+                <w:rFonts w:cs="Arial"/>
+                <w:b/>
+                <w:sz w:val="28"/>
+                <w:szCs w:val="28"/>
+                <w:lang w:val="it-IT"/>
+              </w:rPr>
               <w:t>45</w:t>
+            </w:r>
+            <w:r>
+              <w:rPr>
+                <w:rFonts w:cs="Arial"/>
+                <w:b/>
+                <w:sz w:val="28"/>
+                <w:szCs w:val="28"/>
+                <w:lang w:val="it-IT"/>
+              </w:rPr>
+              <w:t>,46</w:t>
             </w:r>
           </w:p>
         </w:tc>
@@ -3969,6 +3960,79 @@
             <w:pPr>
               <w:spacing w:before="0" w:line="240" w:lineRule="auto"/>
               <w:rPr>
+                <w:rFonts w:ascii="BRH Malayalam Extra" w:eastAsia="Times New Roman" w:hAnsi="BRH Malayalam Extra" w:cs="BRH Malayalam Extra"/>
+                <w:color w:val="000000"/>
+                <w:sz w:val="40"/>
+                <w:szCs w:val="40"/>
+                <w:lang w:val="en-IN" w:eastAsia="en-IN" w:bidi="ml-IN"/>
+              </w:rPr>
+            </w:pPr>
+            <w:r>
+              <w:rPr>
+                <w:rFonts w:ascii="BRH Malayalam Extra" w:eastAsia="Times New Roman" w:hAnsi="BRH Malayalam Extra" w:cs="BRH Malayalam Extra"/>
+                <w:color w:val="000000"/>
+                <w:sz w:val="40"/>
+                <w:szCs w:val="40"/>
+                <w:lang w:val="en-IN" w:eastAsia="en-IN" w:bidi="ml-IN"/>
+              </w:rPr>
+              <w:t>öex</w:t>
+            </w:r>
+            <w:r>
+              <w:rPr>
+                <w:rFonts w:ascii="BRH Malayalam Extra" w:eastAsia="Times New Roman" w:hAnsi="BRH Malayalam Extra" w:cs="BRH Malayalam Extra"/>
+                <w:color w:val="000000"/>
+                <w:sz w:val="32"/>
+                <w:szCs w:val="40"/>
+                <w:lang w:val="en-IN" w:eastAsia="en-IN" w:bidi="ml-IN"/>
+              </w:rPr>
+              <w:t>–</w:t>
+            </w:r>
+            <w:r>
+              <w:rPr>
+                <w:rFonts w:ascii="BRH Malayalam Extra" w:eastAsia="Times New Roman" w:hAnsi="BRH Malayalam Extra" w:cs="BRH Malayalam Extra"/>
+                <w:color w:val="000000"/>
+                <w:sz w:val="40"/>
+                <w:szCs w:val="40"/>
+                <w:lang w:val="en-IN" w:eastAsia="en-IN" w:bidi="ml-IN"/>
+              </w:rPr>
+              <w:t>Yx</w:t>
+            </w:r>
+            <w:r>
+              <w:rPr>
+                <w:rFonts w:ascii="BRH Malayalam Extra" w:eastAsia="Times New Roman" w:hAnsi="BRH Malayalam Extra" w:cs="BRH Malayalam Extra"/>
+                <w:color w:val="000000"/>
+                <w:sz w:val="40"/>
+                <w:szCs w:val="40"/>
+                <w:highlight w:val="yellow"/>
+                <w:lang w:val="en-IN" w:eastAsia="en-IN" w:bidi="ml-IN"/>
+              </w:rPr>
+              <w:t>©</w:t>
+            </w:r>
+            <w:r>
+              <w:rPr>
+                <w:rFonts w:ascii="BRH Malayalam Extra" w:eastAsia="Times New Roman" w:hAnsi="BRH Malayalam Extra" w:cs="BRH Malayalam Extra"/>
+                <w:color w:val="000000"/>
+                <w:sz w:val="40"/>
+                <w:szCs w:val="40"/>
+                <w:lang w:val="en-IN" w:eastAsia="en-IN" w:bidi="ml-IN"/>
+              </w:rPr>
+              <w:t>Q¡K§ |</w:t>
+            </w:r>
+            <w:r>
+              <w:rPr>
+                <w:rFonts w:ascii="BRH Malayalam Extra" w:eastAsia="Times New Roman" w:hAnsi="BRH Malayalam Extra" w:cs="BRH Malayalam Extra"/>
+                <w:color w:val="000000"/>
+                <w:sz w:val="40"/>
+                <w:szCs w:val="40"/>
+                <w:lang w:val="en-IN" w:eastAsia="en-IN" w:bidi="ml-IN"/>
+              </w:rPr>
+              <w:t xml:space="preserve"> </w:t>
+            </w:r>
+          </w:p>
+          <w:p>
+            <w:pPr>
+              <w:spacing w:before="0" w:line="240" w:lineRule="auto"/>
+              <w:rPr>
                 <w:rFonts w:ascii="BRH Devanagari Extra" w:hAnsi="BRH Devanagari Extra" w:cs="BRH Devanagari Extra"/>
                 <w:color w:val="000000"/>
                 <w:sz w:val="40"/>
@@ -4002,30 +4066,40 @@
                 <w:color w:val="000000"/>
                 <w:sz w:val="40"/>
                 <w:szCs w:val="40"/>
-                <w:lang w:val="en-IN" w:eastAsia="en-IN" w:bidi="ml-IN"/>
-              </w:rPr>
-              <w:t>Yx</w:t>
-            </w:r>
-            <w:r>
-              <w:rPr>
-                <w:rFonts w:ascii="BRH Malayalam Extra" w:eastAsia="Times New Roman" w:hAnsi="BRH Malayalam Extra" w:cs="BRH Malayalam Extra"/>
-                <w:color w:val="000000"/>
-                <w:sz w:val="40"/>
-                <w:szCs w:val="40"/>
                 <w:highlight w:val="yellow"/>
                 <w:lang w:val="en-IN" w:eastAsia="en-IN" w:bidi="ml-IN"/>
               </w:rPr>
-              <w:t>©</w:t>
-            </w:r>
-            <w:r>
-              <w:rPr>
-                <w:rFonts w:ascii="BRH Malayalam Extra" w:eastAsia="Times New Roman" w:hAnsi="BRH Malayalam Extra" w:cs="BRH Malayalam Extra"/>
-                <w:color w:val="000000"/>
-                <w:sz w:val="40"/>
-                <w:szCs w:val="40"/>
-                <w:lang w:val="en-IN" w:eastAsia="en-IN" w:bidi="ml-IN"/>
-              </w:rPr>
-              <w:t>Q¡K§ |</w:t>
+              <w:t>Y</w:t>
+            </w:r>
+            <w:r>
+              <w:rPr>
+                <w:rFonts w:ascii="BRH Malayalam Extra" w:eastAsia="Times New Roman" w:hAnsi="BRH Malayalam Extra" w:cs="BRH Malayalam Extra"/>
+                <w:color w:val="000000"/>
+                <w:sz w:val="40"/>
+                <w:szCs w:val="40"/>
+                <w:lang w:val="en-IN" w:eastAsia="en-IN" w:bidi="ml-IN"/>
+              </w:rPr>
+              <w:t>dyZy— öe-A</w:t>
+            </w:r>
+            <w:r>
+              <w:rPr>
+                <w:rFonts w:ascii="BRH Malayalam Extra" w:eastAsia="Times New Roman" w:hAnsi="BRH Malayalam Extra" w:cs="BRH Malayalam Extra"/>
+                <w:color w:val="000000"/>
+                <w:sz w:val="32"/>
+                <w:szCs w:val="40"/>
+                <w:lang w:val="en-IN" w:eastAsia="en-IN" w:bidi="ml-IN"/>
+              </w:rPr>
+              <w:t>–</w:t>
+            </w:r>
+            <w:r>
+              <w:rPr>
+                <w:rFonts w:ascii="BRH Malayalam Extra" w:eastAsia="Times New Roman" w:hAnsi="BRH Malayalam Extra" w:cs="BRH Malayalam Extra"/>
+                <w:color w:val="000000"/>
+                <w:sz w:val="40"/>
+                <w:szCs w:val="40"/>
+                <w:lang w:val="en-IN" w:eastAsia="en-IN" w:bidi="ml-IN"/>
+              </w:rPr>
+              <w:t>dx© |</w:t>
             </w:r>
           </w:p>
         </w:tc>
@@ -4454,7 +4528,6 @@
           <w:szCs w:val="32"/>
           <w:u w:val="single"/>
         </w:rPr>
-        <w:lastRenderedPageBreak/>
         <w:t xml:space="preserve">TS </w:t>
       </w:r>
       <w:r>

--- a/TS-Kramam/TS-6.3/TS 6.3 Malayalam Krama Paatam Corrections.docx
+++ b/TS-Kramam/TS-6.3/TS 6.3 Malayalam Krama Paatam Corrections.docx
@@ -81,9 +81,8 @@
           <w:szCs w:val="32"/>
           <w:u w:val="single"/>
         </w:rPr>
-        <w:t xml:space="preserve">Observed </w:t>
+        <w:t xml:space="preserve">Observed till </w:t>
       </w:r>
-      <w:proofErr w:type="gramStart"/>
       <w:r>
         <w:rPr>
           <w:b/>
@@ -92,20 +91,8 @@
           <w:szCs w:val="32"/>
           <w:u w:val="single"/>
         </w:rPr>
-        <w:t xml:space="preserve">till </w:t>
+        <w:t>31st Oct 2026</w:t>
       </w:r>
-      <w:r>
-        <w:rPr>
-          <w:b/>
-          <w:bCs/>
-          <w:sz w:val="32"/>
-          <w:szCs w:val="32"/>
-          <w:highlight w:val="red"/>
-          <w:u w:val="single"/>
-        </w:rPr>
-        <w:t>????</w:t>
-      </w:r>
-      <w:proofErr w:type="gramEnd"/>
     </w:p>
     <w:p>
       <w:pPr>
@@ -270,7 +257,6 @@
                 <w:szCs w:val="28"/>
               </w:rPr>
             </w:pPr>
-            <w:proofErr w:type="gramStart"/>
             <w:r>
               <w:rPr>
                 <w:rFonts w:cs="Arial"/>
@@ -296,17 +282,7 @@
                 <w:sz w:val="28"/>
                 <w:szCs w:val="28"/>
               </w:rPr>
-              <w:t xml:space="preserve">  –</w:t>
-            </w:r>
-            <w:proofErr w:type="gramEnd"/>
-            <w:r>
-              <w:rPr>
-                <w:rFonts w:cs="Arial"/>
-                <w:b/>
-                <w:sz w:val="28"/>
-                <w:szCs w:val="28"/>
-              </w:rPr>
-              <w:t xml:space="preserve"> Kramam</w:t>
+              <w:t xml:space="preserve">  – Kramam</w:t>
             </w:r>
           </w:p>
           <w:p>
@@ -646,7 +622,6 @@
                 <w:szCs w:val="28"/>
               </w:rPr>
             </w:pPr>
-            <w:proofErr w:type="gramStart"/>
             <w:r>
               <w:rPr>
                 <w:rFonts w:cs="Arial"/>
@@ -672,17 +647,7 @@
                 <w:sz w:val="28"/>
                 <w:szCs w:val="28"/>
               </w:rPr>
-              <w:t xml:space="preserve">  –</w:t>
-            </w:r>
-            <w:proofErr w:type="gramEnd"/>
-            <w:r>
-              <w:rPr>
-                <w:rFonts w:cs="Arial"/>
-                <w:b/>
-                <w:sz w:val="28"/>
-                <w:szCs w:val="28"/>
-              </w:rPr>
-              <w:t xml:space="preserve"> Kramam</w:t>
+              <w:t xml:space="preserve">  – Kramam</w:t>
             </w:r>
           </w:p>
           <w:p>
@@ -1022,7 +987,6 @@
                 <w:szCs w:val="28"/>
               </w:rPr>
             </w:pPr>
-            <w:proofErr w:type="gramStart"/>
             <w:r>
               <w:rPr>
                 <w:rFonts w:cs="Arial"/>
@@ -1048,17 +1012,7 @@
                 <w:sz w:val="28"/>
                 <w:szCs w:val="28"/>
               </w:rPr>
-              <w:t xml:space="preserve">  –</w:t>
-            </w:r>
-            <w:proofErr w:type="gramEnd"/>
-            <w:r>
-              <w:rPr>
-                <w:rFonts w:cs="Arial"/>
-                <w:b/>
-                <w:sz w:val="28"/>
-                <w:szCs w:val="28"/>
-              </w:rPr>
-              <w:t xml:space="preserve"> Kramam</w:t>
+              <w:t xml:space="preserve">  – Kramam</w:t>
             </w:r>
           </w:p>
           <w:p>
@@ -1366,7 +1320,6 @@
                 <w:szCs w:val="32"/>
               </w:rPr>
             </w:pPr>
-            <w:proofErr w:type="gramStart"/>
             <w:r>
               <w:rPr>
                 <w:rFonts w:cs="Arial"/>
@@ -1392,17 +1345,7 @@
                 <w:sz w:val="28"/>
                 <w:szCs w:val="32"/>
               </w:rPr>
-              <w:t xml:space="preserve"> –</w:t>
-            </w:r>
-            <w:proofErr w:type="gramEnd"/>
-            <w:r>
-              <w:rPr>
-                <w:rFonts w:cs="Arial"/>
-                <w:b/>
-                <w:sz w:val="28"/>
-                <w:szCs w:val="32"/>
-              </w:rPr>
-              <w:t xml:space="preserve"> Kramam</w:t>
+              <w:t xml:space="preserve"> – Kramam</w:t>
             </w:r>
           </w:p>
           <w:p>
@@ -1726,7 +1669,6 @@
                 <w:szCs w:val="28"/>
               </w:rPr>
             </w:pPr>
-            <w:proofErr w:type="gramStart"/>
             <w:r>
               <w:rPr>
                 <w:rFonts w:cs="Arial"/>
@@ -1770,17 +1712,7 @@
                 <w:sz w:val="28"/>
                 <w:szCs w:val="28"/>
               </w:rPr>
-              <w:t xml:space="preserve">  –</w:t>
-            </w:r>
-            <w:proofErr w:type="gramEnd"/>
-            <w:r>
-              <w:rPr>
-                <w:rFonts w:cs="Arial"/>
-                <w:b/>
-                <w:sz w:val="28"/>
-                <w:szCs w:val="28"/>
-              </w:rPr>
-              <w:t xml:space="preserve"> Kramam</w:t>
+              <w:t xml:space="preserve">  – Kramam</w:t>
             </w:r>
           </w:p>
           <w:p>
@@ -2150,7 +2082,6 @@
                 <w:szCs w:val="28"/>
               </w:rPr>
             </w:pPr>
-            <w:proofErr w:type="gramStart"/>
             <w:r>
               <w:rPr>
                 <w:rFonts w:cs="Arial"/>
@@ -2195,17 +2126,7 @@
                 <w:sz w:val="28"/>
                 <w:szCs w:val="28"/>
               </w:rPr>
-              <w:t xml:space="preserve">  –</w:t>
-            </w:r>
-            <w:proofErr w:type="gramEnd"/>
-            <w:r>
-              <w:rPr>
-                <w:rFonts w:cs="Arial"/>
-                <w:b/>
-                <w:sz w:val="28"/>
-                <w:szCs w:val="28"/>
-              </w:rPr>
-              <w:t xml:space="preserve"> Kramam</w:t>
+              <w:t xml:space="preserve">  – Kramam</w:t>
             </w:r>
           </w:p>
           <w:p>
@@ -2460,7 +2381,6 @@
                 <w:szCs w:val="28"/>
               </w:rPr>
             </w:pPr>
-            <w:proofErr w:type="gramStart"/>
             <w:r>
               <w:rPr>
                 <w:rFonts w:cs="Arial"/>
@@ -2504,17 +2424,7 @@
                 <w:sz w:val="28"/>
                 <w:szCs w:val="28"/>
               </w:rPr>
-              <w:t xml:space="preserve">  –</w:t>
-            </w:r>
-            <w:proofErr w:type="gramEnd"/>
-            <w:r>
-              <w:rPr>
-                <w:rFonts w:cs="Arial"/>
-                <w:b/>
-                <w:sz w:val="28"/>
-                <w:szCs w:val="28"/>
-              </w:rPr>
-              <w:t xml:space="preserve"> Kramam</w:t>
+              <w:t xml:space="preserve">  – Kramam</w:t>
             </w:r>
           </w:p>
           <w:p>
@@ -2970,7 +2880,6 @@
                 <w:szCs w:val="28"/>
               </w:rPr>
             </w:pPr>
-            <w:proofErr w:type="gramStart"/>
             <w:r>
               <w:rPr>
                 <w:rFonts w:cs="Arial"/>
@@ -2996,17 +2905,7 @@
                 <w:sz w:val="28"/>
                 <w:szCs w:val="28"/>
               </w:rPr>
-              <w:t xml:space="preserve">  –</w:t>
-            </w:r>
-            <w:proofErr w:type="gramEnd"/>
-            <w:r>
-              <w:rPr>
-                <w:rFonts w:cs="Arial"/>
-                <w:b/>
-                <w:sz w:val="28"/>
-                <w:szCs w:val="28"/>
-              </w:rPr>
-              <w:t xml:space="preserve"> Kramam</w:t>
+              <w:t xml:space="preserve">  – Kramam</w:t>
             </w:r>
           </w:p>
           <w:p>
@@ -3389,7 +3288,6 @@
                 <w:szCs w:val="28"/>
               </w:rPr>
             </w:pPr>
-            <w:proofErr w:type="gramStart"/>
             <w:r>
               <w:rPr>
                 <w:rFonts w:cs="Arial"/>
@@ -3415,17 +3313,7 @@
                 <w:sz w:val="28"/>
                 <w:szCs w:val="28"/>
               </w:rPr>
-              <w:t xml:space="preserve">  –</w:t>
-            </w:r>
-            <w:proofErr w:type="gramEnd"/>
-            <w:r>
-              <w:rPr>
-                <w:rFonts w:cs="Arial"/>
-                <w:b/>
-                <w:sz w:val="28"/>
-                <w:szCs w:val="28"/>
-              </w:rPr>
-              <w:t xml:space="preserve"> Kramam</w:t>
+              <w:t xml:space="preserve">  – Kramam</w:t>
             </w:r>
           </w:p>
           <w:p>
@@ -3803,7 +3691,6 @@
                 <w:szCs w:val="28"/>
               </w:rPr>
             </w:pPr>
-            <w:proofErr w:type="gramStart"/>
             <w:r>
               <w:rPr>
                 <w:rFonts w:cs="Arial"/>
@@ -3829,17 +3716,7 @@
                 <w:sz w:val="28"/>
                 <w:szCs w:val="28"/>
               </w:rPr>
-              <w:t xml:space="preserve">  –</w:t>
-            </w:r>
-            <w:proofErr w:type="gramEnd"/>
-            <w:r>
-              <w:rPr>
-                <w:rFonts w:cs="Arial"/>
-                <w:b/>
-                <w:sz w:val="28"/>
-                <w:szCs w:val="28"/>
-              </w:rPr>
-              <w:t xml:space="preserve"> Kramam</w:t>
+              <w:t xml:space="preserve">  – Kramam</w:t>
             </w:r>
           </w:p>
           <w:p>
@@ -4208,7 +4085,6 @@
                 <w:szCs w:val="28"/>
               </w:rPr>
             </w:pPr>
-            <w:proofErr w:type="gramStart"/>
             <w:r>
               <w:rPr>
                 <w:rFonts w:cs="Arial"/>
@@ -4216,17 +4092,7 @@
                 <w:sz w:val="28"/>
                 <w:szCs w:val="28"/>
               </w:rPr>
-              <w:t>T.S.6.3.10.2  –</w:t>
-            </w:r>
-            <w:proofErr w:type="gramEnd"/>
-            <w:r>
-              <w:rPr>
-                <w:rFonts w:cs="Arial"/>
-                <w:b/>
-                <w:sz w:val="28"/>
-                <w:szCs w:val="28"/>
-              </w:rPr>
-              <w:t xml:space="preserve"> Kramam</w:t>
+              <w:t>T.S.6.3.10.2  – Kramam</w:t>
             </w:r>
           </w:p>
           <w:p>
@@ -4508,18 +4374,6 @@
           <w:u w:val="single"/>
         </w:rPr>
       </w:pPr>
-    </w:p>
-    <w:p>
-      <w:pPr>
-        <w:jc w:val="center"/>
-        <w:rPr>
-          <w:b/>
-          <w:bCs/>
-          <w:sz w:val="32"/>
-          <w:szCs w:val="32"/>
-          <w:u w:val="single"/>
-        </w:rPr>
-      </w:pPr>
       <w:r>
         <w:rPr>
           <w:b/>
@@ -4528,6 +4382,7 @@
           <w:szCs w:val="32"/>
           <w:u w:val="single"/>
         </w:rPr>
+        <w:lastRenderedPageBreak/>
         <w:t xml:space="preserve">TS </w:t>
       </w:r>
       <w:r>
@@ -4748,7 +4603,6 @@
                 <w:szCs w:val="32"/>
               </w:rPr>
             </w:pPr>
-            <w:proofErr w:type="gramStart"/>
             <w:r>
               <w:rPr>
                 <w:rFonts w:cs="Arial"/>
@@ -4774,17 +4628,7 @@
                 <w:sz w:val="28"/>
                 <w:szCs w:val="32"/>
               </w:rPr>
-              <w:t xml:space="preserve"> –</w:t>
-            </w:r>
-            <w:proofErr w:type="gramEnd"/>
-            <w:r>
-              <w:rPr>
-                <w:rFonts w:cs="Arial"/>
-                <w:b/>
-                <w:sz w:val="28"/>
-                <w:szCs w:val="32"/>
-              </w:rPr>
-              <w:t xml:space="preserve"> Kramam</w:t>
+              <w:t xml:space="preserve"> – Kramam</w:t>
             </w:r>
           </w:p>
           <w:p>
@@ -6152,7 +5996,6 @@
                 <w:szCs w:val="32"/>
               </w:rPr>
             </w:pPr>
-            <w:proofErr w:type="gramStart"/>
             <w:r>
               <w:rPr>
                 <w:rFonts w:cs="Arial"/>
@@ -6161,17 +6004,7 @@
                 <w:szCs w:val="32"/>
               </w:rPr>
               <w:lastRenderedPageBreak/>
-              <w:t>T.S.6.3.2.3  –</w:t>
-            </w:r>
-            <w:proofErr w:type="gramEnd"/>
-            <w:r>
-              <w:rPr>
-                <w:rFonts w:cs="Arial"/>
-                <w:b/>
-                <w:sz w:val="28"/>
-                <w:szCs w:val="32"/>
-              </w:rPr>
-              <w:t xml:space="preserve"> Kramam</w:t>
+              <w:t>T.S.6.3.2.3  – Kramam</w:t>
             </w:r>
           </w:p>
           <w:p>
@@ -8169,25 +8002,14 @@
                 <w:szCs w:val="32"/>
               </w:rPr>
             </w:pPr>
-            <w:proofErr w:type="gramStart"/>
-            <w:r>
-              <w:rPr>
-                <w:rFonts w:cs="Arial"/>
-                <w:b/>
-                <w:sz w:val="28"/>
-                <w:szCs w:val="32"/>
-              </w:rPr>
-              <w:t>T.S.6.3.4.2  –</w:t>
-            </w:r>
-            <w:proofErr w:type="gramEnd"/>
-            <w:r>
-              <w:rPr>
-                <w:rFonts w:cs="Arial"/>
-                <w:b/>
-                <w:sz w:val="28"/>
-                <w:szCs w:val="32"/>
-              </w:rPr>
-              <w:t xml:space="preserve"> Kramam</w:t>
+            <w:r>
+              <w:rPr>
+                <w:rFonts w:cs="Arial"/>
+                <w:b/>
+                <w:sz w:val="28"/>
+                <w:szCs w:val="32"/>
+              </w:rPr>
+              <w:t>T.S.6.3.4.2  – Kramam</w:t>
             </w:r>
           </w:p>
           <w:p>
@@ -8672,7 +8494,6 @@
                 <w:szCs w:val="32"/>
               </w:rPr>
             </w:pPr>
-            <w:proofErr w:type="gramStart"/>
             <w:r>
               <w:rPr>
                 <w:rFonts w:cs="Arial"/>
@@ -8681,17 +8502,7 @@
                 <w:szCs w:val="32"/>
               </w:rPr>
               <w:lastRenderedPageBreak/>
-              <w:t>T.S.6.3.4.2  –</w:t>
-            </w:r>
-            <w:proofErr w:type="gramEnd"/>
-            <w:r>
-              <w:rPr>
-                <w:rFonts w:cs="Arial"/>
-                <w:b/>
-                <w:sz w:val="28"/>
-                <w:szCs w:val="32"/>
-              </w:rPr>
-              <w:t xml:space="preserve"> Kramam</w:t>
+              <w:t>T.S.6.3.4.2  – Kramam</w:t>
             </w:r>
           </w:p>
           <w:p>
@@ -8975,25 +8786,14 @@
                 <w:szCs w:val="32"/>
               </w:rPr>
             </w:pPr>
-            <w:proofErr w:type="gramStart"/>
-            <w:r>
-              <w:rPr>
-                <w:rFonts w:cs="Arial"/>
-                <w:b/>
-                <w:sz w:val="28"/>
-                <w:szCs w:val="32"/>
-              </w:rPr>
-              <w:t>T.S.6.3.4.3  –</w:t>
-            </w:r>
-            <w:proofErr w:type="gramEnd"/>
-            <w:r>
-              <w:rPr>
-                <w:rFonts w:cs="Arial"/>
-                <w:b/>
-                <w:sz w:val="28"/>
-                <w:szCs w:val="32"/>
-              </w:rPr>
-              <w:t xml:space="preserve"> Kramam</w:t>
+            <w:r>
+              <w:rPr>
+                <w:rFonts w:cs="Arial"/>
+                <w:b/>
+                <w:sz w:val="28"/>
+                <w:szCs w:val="32"/>
+              </w:rPr>
+              <w:t>T.S.6.3.4.3  – Kramam</w:t>
             </w:r>
           </w:p>
           <w:p>
@@ -9537,25 +9337,14 @@
                 <w:szCs w:val="32"/>
               </w:rPr>
             </w:pPr>
-            <w:proofErr w:type="gramStart"/>
-            <w:r>
-              <w:rPr>
-                <w:rFonts w:cs="Arial"/>
-                <w:b/>
-                <w:sz w:val="28"/>
-                <w:szCs w:val="32"/>
-              </w:rPr>
-              <w:t>T.S.6.3.4.6  –</w:t>
-            </w:r>
-            <w:proofErr w:type="gramEnd"/>
-            <w:r>
-              <w:rPr>
-                <w:rFonts w:cs="Arial"/>
-                <w:b/>
-                <w:sz w:val="28"/>
-                <w:szCs w:val="32"/>
-              </w:rPr>
-              <w:t xml:space="preserve"> Kramam</w:t>
+            <w:r>
+              <w:rPr>
+                <w:rFonts w:cs="Arial"/>
+                <w:b/>
+                <w:sz w:val="28"/>
+                <w:szCs w:val="32"/>
+              </w:rPr>
+              <w:t>T.S.6.3.4.6  – Kramam</w:t>
             </w:r>
           </w:p>
           <w:p>
@@ -9817,25 +9606,14 @@
                 <w:szCs w:val="32"/>
               </w:rPr>
             </w:pPr>
-            <w:proofErr w:type="gramStart"/>
-            <w:r>
-              <w:rPr>
-                <w:rFonts w:cs="Arial"/>
-                <w:b/>
-                <w:sz w:val="28"/>
-                <w:szCs w:val="32"/>
-              </w:rPr>
-              <w:t>T.S.6.3.4.8  –</w:t>
-            </w:r>
-            <w:proofErr w:type="gramEnd"/>
-            <w:r>
-              <w:rPr>
-                <w:rFonts w:cs="Arial"/>
-                <w:b/>
-                <w:sz w:val="28"/>
-                <w:szCs w:val="32"/>
-              </w:rPr>
-              <w:t xml:space="preserve"> Kramam</w:t>
+            <w:r>
+              <w:rPr>
+                <w:rFonts w:cs="Arial"/>
+                <w:b/>
+                <w:sz w:val="28"/>
+                <w:szCs w:val="32"/>
+              </w:rPr>
+              <w:t>T.S.6.3.4.8  – Kramam</w:t>
             </w:r>
           </w:p>
           <w:p>
@@ -10873,7 +10651,6 @@
                 <w:szCs w:val="32"/>
               </w:rPr>
             </w:pPr>
-            <w:proofErr w:type="gramStart"/>
             <w:r>
               <w:rPr>
                 <w:rFonts w:cs="Arial"/>
@@ -10882,17 +10659,7 @@
                 <w:szCs w:val="32"/>
               </w:rPr>
               <w:lastRenderedPageBreak/>
-              <w:t>T.S.6.3.8.3  –</w:t>
-            </w:r>
-            <w:proofErr w:type="gramEnd"/>
-            <w:r>
-              <w:rPr>
-                <w:rFonts w:cs="Arial"/>
-                <w:b/>
-                <w:sz w:val="28"/>
-                <w:szCs w:val="32"/>
-              </w:rPr>
-              <w:t xml:space="preserve"> Kramam</w:t>
+              <w:t>T.S.6.3.8.3  – Kramam</w:t>
             </w:r>
           </w:p>
           <w:p>
@@ -11200,25 +10967,14 @@
                 <w:szCs w:val="32"/>
               </w:rPr>
             </w:pPr>
-            <w:proofErr w:type="gramStart"/>
-            <w:r>
-              <w:rPr>
-                <w:rFonts w:cs="Arial"/>
-                <w:b/>
-                <w:sz w:val="28"/>
-                <w:szCs w:val="32"/>
-              </w:rPr>
-              <w:t>T.S.6.3.8.4  –</w:t>
-            </w:r>
-            <w:proofErr w:type="gramEnd"/>
-            <w:r>
-              <w:rPr>
-                <w:rFonts w:cs="Arial"/>
-                <w:b/>
-                <w:sz w:val="28"/>
-                <w:szCs w:val="32"/>
-              </w:rPr>
-              <w:t xml:space="preserve"> Kramam</w:t>
+            <w:r>
+              <w:rPr>
+                <w:rFonts w:cs="Arial"/>
+                <w:b/>
+                <w:sz w:val="28"/>
+                <w:szCs w:val="32"/>
+              </w:rPr>
+              <w:t>T.S.6.3.8.4  – Kramam</w:t>
             </w:r>
           </w:p>
           <w:p>
@@ -11965,6 +11721,15 @@
                 <w:szCs w:val="32"/>
               </w:rPr>
             </w:pPr>
+            <w:r>
+              <w:rPr>
+                <w:rFonts w:cs="Arial"/>
+                <w:b/>
+                <w:sz w:val="28"/>
+                <w:szCs w:val="32"/>
+              </w:rPr>
+              <w:t>T.S.6.3.9.5  – Kramam</w:t>
+            </w:r>
           </w:p>
           <w:p>
             <w:pPr>
@@ -11980,10 +11745,17 @@
               <w:rPr>
                 <w:rFonts w:cs="Arial"/>
                 <w:b/>
-                <w:sz w:val="28"/>
-                <w:szCs w:val="32"/>
-              </w:rPr>
-            </w:pPr>
+                <w:szCs w:val="32"/>
+              </w:rPr>
+            </w:pPr>
+            <w:r>
+              <w:rPr>
+                <w:rFonts w:cs="Arial"/>
+                <w:b/>
+                <w:szCs w:val="32"/>
+              </w:rPr>
+              <w:t>Krama Vaakyam No.– 35 &amp; 36</w:t>
+            </w:r>
           </w:p>
           <w:p>
             <w:pPr>
@@ -12003,90 +11775,6 @@
                 <w:szCs w:val="32"/>
               </w:rPr>
             </w:pPr>
-          </w:p>
-          <w:p>
-            <w:pPr>
-              <w:widowControl w:val="0"/>
-              <w:tabs>
-                <w:tab w:val="left" w:pos="993"/>
-              </w:tabs>
-              <w:autoSpaceDE w:val="0"/>
-              <w:autoSpaceDN w:val="0"/>
-              <w:adjustRightInd w:val="0"/>
-              <w:spacing w:before="0" w:line="252" w:lineRule="auto"/>
-              <w:ind w:right="297"/>
-              <w:rPr>
-                <w:rFonts w:cs="Arial"/>
-                <w:b/>
-                <w:sz w:val="28"/>
-                <w:szCs w:val="32"/>
-              </w:rPr>
-            </w:pPr>
-            <w:proofErr w:type="gramStart"/>
-            <w:r>
-              <w:rPr>
-                <w:rFonts w:cs="Arial"/>
-                <w:b/>
-                <w:sz w:val="28"/>
-                <w:szCs w:val="32"/>
-              </w:rPr>
-              <w:t>T.S.6.3.9.5  –</w:t>
-            </w:r>
-            <w:proofErr w:type="gramEnd"/>
-            <w:r>
-              <w:rPr>
-                <w:rFonts w:cs="Arial"/>
-                <w:b/>
-                <w:sz w:val="28"/>
-                <w:szCs w:val="32"/>
-              </w:rPr>
-              <w:t xml:space="preserve"> Kramam</w:t>
-            </w:r>
-          </w:p>
-          <w:p>
-            <w:pPr>
-              <w:widowControl w:val="0"/>
-              <w:tabs>
-                <w:tab w:val="left" w:pos="993"/>
-              </w:tabs>
-              <w:autoSpaceDE w:val="0"/>
-              <w:autoSpaceDN w:val="0"/>
-              <w:adjustRightInd w:val="0"/>
-              <w:spacing w:before="0" w:line="252" w:lineRule="auto"/>
-              <w:ind w:right="297"/>
-              <w:rPr>
-                <w:rFonts w:cs="Arial"/>
-                <w:b/>
-                <w:szCs w:val="32"/>
-              </w:rPr>
-            </w:pPr>
-            <w:r>
-              <w:rPr>
-                <w:rFonts w:cs="Arial"/>
-                <w:b/>
-                <w:szCs w:val="32"/>
-              </w:rPr>
-              <w:t>Krama Vaakyam No.– 35 &amp; 36</w:t>
-            </w:r>
-          </w:p>
-          <w:p>
-            <w:pPr>
-              <w:widowControl w:val="0"/>
-              <w:tabs>
-                <w:tab w:val="left" w:pos="993"/>
-              </w:tabs>
-              <w:autoSpaceDE w:val="0"/>
-              <w:autoSpaceDN w:val="0"/>
-              <w:adjustRightInd w:val="0"/>
-              <w:spacing w:before="0" w:line="252" w:lineRule="auto"/>
-              <w:ind w:right="297"/>
-              <w:rPr>
-                <w:rFonts w:cs="Arial"/>
-                <w:b/>
-                <w:sz w:val="28"/>
-                <w:szCs w:val="32"/>
-              </w:rPr>
-            </w:pPr>
             <w:r>
               <w:rPr>
                 <w:rFonts w:cs="Arial"/>
@@ -12130,18 +11818,6 @@
                 <w:lang w:val="en-IN" w:eastAsia="en-IN" w:bidi="ml-IN"/>
               </w:rPr>
             </w:pPr>
-          </w:p>
-          <w:p>
-            <w:pPr>
-              <w:spacing w:before="0" w:line="240" w:lineRule="auto"/>
-              <w:rPr>
-                <w:rFonts w:ascii="BRH Malayalam Extra" w:eastAsia="Times New Roman" w:hAnsi="BRH Malayalam Extra" w:cs="BRH Malayalam Extra"/>
-                <w:color w:val="000000"/>
-                <w:sz w:val="40"/>
-                <w:szCs w:val="40"/>
-                <w:lang w:val="en-IN" w:eastAsia="en-IN" w:bidi="ml-IN"/>
-              </w:rPr>
-            </w:pPr>
             <w:r>
               <w:rPr>
                 <w:rFonts w:ascii="BRH Malayalam Extra" w:eastAsia="Times New Roman" w:hAnsi="BRH Malayalam Extra" w:cs="BRH Malayalam Extra"/>
@@ -12282,18 +11958,6 @@
           <w:tcPr>
             <w:tcW w:w="5220" w:type="dxa"/>
           </w:tcPr>
-          <w:p>
-            <w:pPr>
-              <w:spacing w:before="0" w:line="240" w:lineRule="auto"/>
-              <w:rPr>
-                <w:rFonts w:ascii="BRH Malayalam Extra" w:eastAsia="Times New Roman" w:hAnsi="BRH Malayalam Extra" w:cs="BRH Malayalam Extra"/>
-                <w:color w:val="000000"/>
-                <w:sz w:val="40"/>
-                <w:szCs w:val="40"/>
-                <w:lang w:val="en-IN" w:eastAsia="en-IN" w:bidi="ml-IN"/>
-              </w:rPr>
-            </w:pPr>
-          </w:p>
           <w:p>
             <w:pPr>
               <w:spacing w:before="0" w:line="240" w:lineRule="auto"/>
@@ -12486,25 +12150,14 @@
                 <w:szCs w:val="32"/>
               </w:rPr>
             </w:pPr>
-            <w:proofErr w:type="gramStart"/>
-            <w:r>
-              <w:rPr>
-                <w:rFonts w:cs="Arial"/>
-                <w:b/>
-                <w:sz w:val="28"/>
-                <w:szCs w:val="32"/>
-              </w:rPr>
-              <w:t>T.S.6.3.10.2  –</w:t>
-            </w:r>
-            <w:proofErr w:type="gramEnd"/>
-            <w:r>
-              <w:rPr>
-                <w:rFonts w:cs="Arial"/>
-                <w:b/>
-                <w:sz w:val="28"/>
-                <w:szCs w:val="32"/>
-              </w:rPr>
-              <w:t xml:space="preserve"> Kramam</w:t>
+            <w:r>
+              <w:rPr>
+                <w:rFonts w:cs="Arial"/>
+                <w:b/>
+                <w:sz w:val="28"/>
+                <w:szCs w:val="32"/>
+              </w:rPr>
+              <w:t>T.S.6.3.10.2  – Kramam</w:t>
             </w:r>
           </w:p>
           <w:p>
@@ -12956,25 +12609,14 @@
                 <w:szCs w:val="32"/>
               </w:rPr>
             </w:pPr>
-            <w:proofErr w:type="gramStart"/>
-            <w:r>
-              <w:rPr>
-                <w:rFonts w:cs="Arial"/>
-                <w:b/>
-                <w:sz w:val="28"/>
-                <w:szCs w:val="32"/>
-              </w:rPr>
-              <w:t>T.S.6.3.10.6  –</w:t>
-            </w:r>
-            <w:proofErr w:type="gramEnd"/>
-            <w:r>
-              <w:rPr>
-                <w:rFonts w:cs="Arial"/>
-                <w:b/>
-                <w:sz w:val="28"/>
-                <w:szCs w:val="32"/>
-              </w:rPr>
-              <w:t xml:space="preserve"> Kramam</w:t>
+            <w:r>
+              <w:rPr>
+                <w:rFonts w:cs="Arial"/>
+                <w:b/>
+                <w:sz w:val="28"/>
+                <w:szCs w:val="32"/>
+              </w:rPr>
+              <w:t>T.S.6.3.10.6  – Kramam</w:t>
             </w:r>
           </w:p>
           <w:p>
@@ -14649,16 +14291,7 @@
           <w:bCs/>
           <w:sz w:val="32"/>
         </w:rPr>
-        <w:t xml:space="preserve">replaced </w:t>
-      </w:r>
-      <w:proofErr w:type="gramStart"/>
-      <w:r>
-        <w:rPr>
-          <w:b/>
-          <w:bCs/>
-          <w:sz w:val="32"/>
-        </w:rPr>
-        <w:t>with</w:t>
+        <w:t>replaced with</w:t>
       </w:r>
       <w:r>
         <w:rPr>
@@ -14680,7 +14313,6 @@
         </w:rPr>
         <w:t>"</w:t>
       </w:r>
-      <w:proofErr w:type="gramEnd"/>
       <w:r>
         <w:rPr>
           <w:rFonts w:ascii="BRH Malayalam" w:hAnsi="BRH Malayalam" w:cs="BRH Malayalam"/>
@@ -14692,7 +14324,6 @@
         </w:rPr>
         <w:t>q§T</w:t>
       </w:r>
-      <w:proofErr w:type="gramStart"/>
       <w:r>
         <w:rPr>
           <w:rFonts w:ascii="BRH Malayalam" w:hAnsi="BRH Malayalam" w:cs="BRH Malayalam"/>
@@ -14709,16 +14340,7 @@
           <w:bCs/>
           <w:sz w:val="32"/>
         </w:rPr>
-        <w:t>wherever</w:t>
-      </w:r>
-      <w:proofErr w:type="gramEnd"/>
-      <w:r>
-        <w:rPr>
-          <w:b/>
-          <w:bCs/>
-          <w:sz w:val="32"/>
-        </w:rPr>
-        <w:t xml:space="preserve"> applicable</w:t>
+        <w:t>wherever applicable</w:t>
       </w:r>
     </w:p>
     <w:p>
